--- a/_site/assets/CV.docx
+++ b/_site/assets/CV.docx
@@ -8,20 +8,20 @@
           <w:bottom w:val="single" w:sz="6" w:space="1" w:color="000000"/>
         </w:pBdr>
         <w:rPr>
-          <w:rFonts w:ascii="Helvetica Neue" w:eastAsia="Helvetica Neue" w:hAnsi="Helvetica Neue" w:cs="Helvetica Neue"/>
+          <w:rFonts w:ascii="Helvetica" w:eastAsia="Helvetica Neue" w:hAnsi="Helvetica" w:cstheme="majorHAnsi"/>
           <w:b/>
           <w:bCs/>
-          <w:sz w:val="22"/>
-          <w:szCs w:val="22"/>
-        </w:rPr>
-      </w:pPr>
-      <w:r>
-        <w:rPr>
-          <w:rFonts w:ascii="Helvetica Neue" w:eastAsia="Helvetica Neue" w:hAnsi="Helvetica Neue" w:cs="Helvetica Neue"/>
+          <w:sz w:val="28"/>
+          <w:szCs w:val="28"/>
+        </w:rPr>
+      </w:pPr>
+      <w:r>
+        <w:rPr>
+          <w:rFonts w:ascii="Helvetica" w:eastAsia="Helvetica Neue" w:hAnsi="Helvetica" w:cstheme="majorHAnsi"/>
           <w:b/>
           <w:bCs/>
-          <w:sz w:val="22"/>
-          <w:szCs w:val="22"/>
+          <w:sz w:val="28"/>
+          <w:szCs w:val="28"/>
         </w:rPr>
         <w:t>Education</w:t>
       </w:r>
@@ -29,7 +29,7 @@
     <w:p>
       <w:pPr>
         <w:rPr>
-          <w:rFonts w:ascii="Helvetica Neue" w:eastAsia="Helvetica Neue" w:hAnsi="Helvetica Neue" w:cs="Helvetica Neue"/>
+          <w:rFonts w:ascii="Helvetica" w:eastAsia="Helvetica Neue" w:hAnsi="Helvetica" w:cstheme="majorHAnsi"/>
           <w:b/>
           <w:bCs/>
           <w:sz w:val="22"/>
@@ -40,22 +40,46 @@
     <w:p>
       <w:pPr>
         <w:rPr>
-          <w:rFonts w:ascii="Helvetica Neue" w:eastAsia="Helvetica Neue" w:hAnsi="Helvetica Neue" w:cs="Helvetica Neue"/>
-          <w:sz w:val="22"/>
-          <w:szCs w:val="22"/>
-        </w:rPr>
-      </w:pPr>
-      <w:r>
-        <w:rPr>
-          <w:rFonts w:ascii="Helvetica Neue" w:eastAsia="Helvetica Neue" w:hAnsi="Helvetica Neue" w:cs="Helvetica Neue"/>
-          <w:sz w:val="22"/>
-          <w:szCs w:val="22"/>
-        </w:rPr>
-        <w:t>University of Toronto, 2022-</w:t>
-      </w:r>
-      <w:r>
-        <w:rPr>
-          <w:rFonts w:ascii="Helvetica Neue" w:eastAsia="Helvetica Neue" w:hAnsi="Helvetica Neue" w:cs="Helvetica Neue"/>
+          <w:rFonts w:ascii="Helvetica" w:eastAsia="Helvetica Neue" w:hAnsi="Helvetica" w:cstheme="majorHAnsi"/>
+          <w:sz w:val="22"/>
+          <w:szCs w:val="22"/>
+        </w:rPr>
+      </w:pPr>
+      <w:r>
+        <w:rPr>
+          <w:rFonts w:ascii="Helvetica" w:eastAsia="Helvetica Neue" w:hAnsi="Helvetica" w:cstheme="majorHAnsi"/>
+          <w:sz w:val="22"/>
+          <w:szCs w:val="22"/>
+        </w:rPr>
+        <w:t>University of Toront</w:t>
+      </w:r>
+      <w:r>
+        <w:rPr>
+          <w:rFonts w:ascii="Helvetica" w:eastAsia="Helvetica Neue" w:hAnsi="Helvetica" w:cstheme="majorHAnsi"/>
+          <w:sz w:val="22"/>
+          <w:szCs w:val="22"/>
+        </w:rPr>
+        <w:t>o</w:t>
+      </w:r>
+      <w:r>
+        <w:rPr>
+          <w:rFonts w:ascii="Helvetica" w:eastAsia="Helvetica Neue" w:hAnsi="Helvetica" w:cstheme="majorHAnsi"/>
+          <w:sz w:val="22"/>
+          <w:szCs w:val="22"/>
+        </w:rPr>
+        <w:t xml:space="preserve">, </w:t>
+      </w:r>
+      <w:r>
+        <w:rPr>
+          <w:rFonts w:ascii="Helvetica" w:eastAsia="Helvetica Neue" w:hAnsi="Helvetica" w:cstheme="majorHAnsi"/>
+          <w:sz w:val="22"/>
+          <w:szCs w:val="22"/>
+        </w:rPr>
+        <w:t>2022-</w:t>
+      </w:r>
+      <w:r>
+        <w:rPr>
+          <w:rFonts w:ascii="Helvetica" w:eastAsia="Helvetica Neue" w:hAnsi="Helvetica" w:cstheme="majorHAnsi"/>
           <w:sz w:val="22"/>
           <w:szCs w:val="22"/>
         </w:rPr>
@@ -63,62 +87,43 @@
       </w:r>
       <w:r>
         <w:rPr>
-          <w:rFonts w:ascii="Helvetica Neue" w:eastAsia="Helvetica Neue" w:hAnsi="Helvetica Neue" w:cs="Helvetica Neue"/>
+          <w:rFonts w:ascii="Helvetica" w:eastAsia="Helvetica Neue" w:hAnsi="Helvetica" w:cstheme="majorHAnsi"/>
           <w:sz w:val="22"/>
           <w:szCs w:val="22"/>
         </w:rPr>
         <w:tab/>
+      </w:r>
+      <w:r>
+        <w:rPr>
+          <w:rFonts w:ascii="Helvetica" w:eastAsia="Helvetica Neue" w:hAnsi="Helvetica" w:cstheme="majorHAnsi"/>
+          <w:sz w:val="22"/>
+          <w:szCs w:val="22"/>
+        </w:rPr>
         <w:t>PhD in Ecology &amp; Evolutionary Biology, University of Toronto</w:t>
       </w:r>
     </w:p>
     <w:p>
       <w:pPr>
-        <w:ind w:left="3600"/>
-        <w:rPr>
-          <w:rFonts w:ascii="Helvetica Neue" w:eastAsia="Helvetica Neue" w:hAnsi="Helvetica Neue" w:cs="Helvetica Neue"/>
-          <w:sz w:val="22"/>
-          <w:szCs w:val="22"/>
-        </w:rPr>
-      </w:pPr>
-      <w:r>
-        <w:rPr>
-          <w:rFonts w:ascii="Helvetica Neue" w:eastAsia="Helvetica Neue" w:hAnsi="Helvetica Neue" w:cs="Helvetica Neue"/>
-          <w:sz w:val="22"/>
-          <w:szCs w:val="22"/>
-        </w:rPr>
-        <w:t>Supervisors: Drs. Matthew Osmond</w:t>
-      </w:r>
-      <w:r>
-        <w:rPr>
-          <w:rFonts w:ascii="Helvetica Neue" w:eastAsia="Helvetica Neue" w:hAnsi="Helvetica Neue" w:cs="Helvetica Neue"/>
-          <w:sz w:val="22"/>
-          <w:szCs w:val="22"/>
-        </w:rPr>
-        <w:t xml:space="preserve"> &amp;</w:t>
-      </w:r>
-      <w:r>
-        <w:rPr>
-          <w:rFonts w:ascii="Helvetica Neue" w:eastAsia="Helvetica Neue" w:hAnsi="Helvetica Neue" w:cs="Helvetica Neue"/>
-          <w:sz w:val="22"/>
-          <w:szCs w:val="22"/>
-        </w:rPr>
-        <w:t xml:space="preserve"> Nicole </w:t>
-      </w:r>
-      <w:proofErr w:type="spellStart"/>
-      <w:r>
-        <w:rPr>
-          <w:rFonts w:ascii="Helvetica Neue" w:eastAsia="Helvetica Neue" w:hAnsi="Helvetica Neue" w:cs="Helvetica Neue"/>
-          <w:sz w:val="22"/>
-          <w:szCs w:val="22"/>
-        </w:rPr>
-        <w:t>Mideo</w:t>
-      </w:r>
-      <w:proofErr w:type="spellEnd"/>
-    </w:p>
-    <w:p>
-      <w:pPr>
-        <w:rPr>
-          <w:rFonts w:ascii="Helvetica Neue" w:eastAsia="Helvetica Neue" w:hAnsi="Helvetica Neue" w:cs="Helvetica Neue"/>
+        <w:ind w:left="2880" w:firstLine="720"/>
+        <w:rPr>
+          <w:rFonts w:ascii="Helvetica" w:eastAsia="Helvetica Neue" w:hAnsi="Helvetica" w:cstheme="majorHAnsi"/>
+          <w:sz w:val="22"/>
+          <w:szCs w:val="22"/>
+        </w:rPr>
+      </w:pPr>
+      <w:r>
+        <w:rPr>
+          <w:rFonts w:ascii="Helvetica" w:eastAsia="Helvetica Neue" w:hAnsi="Helvetica" w:cstheme="majorHAnsi"/>
+          <w:sz w:val="22"/>
+          <w:szCs w:val="22"/>
+        </w:rPr>
+        <w:t>Supervisors: Drs. Matthew Osmond, Nicole Mideo</w:t>
+      </w:r>
+    </w:p>
+    <w:p>
+      <w:pPr>
+        <w:rPr>
+          <w:rFonts w:ascii="Helvetica" w:eastAsia="Helvetica Neue" w:hAnsi="Helvetica" w:cstheme="majorHAnsi"/>
           <w:sz w:val="22"/>
           <w:szCs w:val="22"/>
         </w:rPr>
@@ -138,15 +143,15 @@
           <w:between w:val="nil"/>
         </w:pBdr>
         <w:rPr>
-          <w:rFonts w:ascii="Helvetica Neue" w:eastAsia="Helvetica Neue" w:hAnsi="Helvetica Neue" w:cs="Helvetica Neue"/>
-          <w:color w:val="000000"/>
-          <w:sz w:val="22"/>
-          <w:szCs w:val="22"/>
-        </w:rPr>
-      </w:pPr>
-      <w:r>
-        <w:rPr>
-          <w:rFonts w:ascii="Helvetica Neue" w:eastAsia="Helvetica Neue" w:hAnsi="Helvetica Neue" w:cs="Helvetica Neue"/>
+          <w:rFonts w:ascii="Helvetica" w:eastAsia="Helvetica Neue" w:hAnsi="Helvetica" w:cstheme="majorHAnsi"/>
+          <w:color w:val="000000"/>
+          <w:sz w:val="22"/>
+          <w:szCs w:val="22"/>
+        </w:rPr>
+      </w:pPr>
+      <w:r>
+        <w:rPr>
+          <w:rFonts w:ascii="Helvetica" w:eastAsia="Helvetica Neue" w:hAnsi="Helvetica" w:cstheme="majorHAnsi"/>
           <w:b/>
           <w:bCs/>
           <w:color w:val="000000"/>
@@ -157,7 +162,7 @@
       </w:r>
       <w:r>
         <w:rPr>
-          <w:rFonts w:ascii="Helvetica Neue" w:eastAsia="Helvetica Neue" w:hAnsi="Helvetica Neue" w:cs="Helvetica Neue"/>
+          <w:rFonts w:ascii="Helvetica" w:eastAsia="Helvetica Neue" w:hAnsi="Helvetica" w:cstheme="majorHAnsi"/>
           <w:color w:val="000000"/>
           <w:sz w:val="22"/>
           <w:szCs w:val="22"/>
@@ -166,7 +171,7 @@
       </w:r>
       <w:r>
         <w:rPr>
-          <w:rFonts w:ascii="Helvetica Neue" w:eastAsia="Helvetica Neue" w:hAnsi="Helvetica Neue" w:cs="Helvetica Neue"/>
+          <w:rFonts w:ascii="Helvetica" w:eastAsia="Helvetica Neue" w:hAnsi="Helvetica" w:cstheme="majorHAnsi"/>
           <w:sz w:val="22"/>
           <w:szCs w:val="22"/>
         </w:rPr>
@@ -174,7 +179,7 @@
       </w:r>
       <w:r>
         <w:rPr>
-          <w:rFonts w:ascii="Helvetica Neue" w:eastAsia="Helvetica Neue" w:hAnsi="Helvetica Neue" w:cs="Helvetica Neue"/>
+          <w:rFonts w:ascii="Helvetica" w:eastAsia="Helvetica Neue" w:hAnsi="Helvetica" w:cstheme="majorHAnsi"/>
           <w:color w:val="000000"/>
           <w:sz w:val="22"/>
           <w:szCs w:val="22"/>
@@ -183,7 +188,7 @@
       </w:r>
       <w:r>
         <w:rPr>
-          <w:rFonts w:ascii="Helvetica Neue" w:eastAsia="Helvetica Neue" w:hAnsi="Helvetica Neue" w:cs="Helvetica Neue"/>
+          <w:rFonts w:ascii="Helvetica" w:eastAsia="Helvetica Neue" w:hAnsi="Helvetica" w:cstheme="majorHAnsi"/>
           <w:sz w:val="22"/>
           <w:szCs w:val="22"/>
         </w:rPr>
@@ -191,12 +196,84 @@
       </w:r>
       <w:r>
         <w:rPr>
-          <w:rFonts w:ascii="Helvetica Neue" w:eastAsia="Helvetica Neue" w:hAnsi="Helvetica Neue" w:cs="Helvetica Neue"/>
-          <w:color w:val="000000"/>
-          <w:sz w:val="22"/>
-          <w:szCs w:val="22"/>
-        </w:rPr>
-        <w:t>viral evolution &amp; emergence; phylogenetic comparative methods; modifier theory; coalescent theory</w:t>
+          <w:rFonts w:ascii="Helvetica" w:eastAsia="Helvetica Neue" w:hAnsi="Helvetica" w:cstheme="majorHAnsi"/>
+          <w:color w:val="000000"/>
+          <w:sz w:val="22"/>
+          <w:szCs w:val="22"/>
+        </w:rPr>
+        <w:t>viral evolution</w:t>
+      </w:r>
+      <w:r>
+        <w:rPr>
+          <w:rFonts w:ascii="Helvetica" w:eastAsia="Helvetica Neue" w:hAnsi="Helvetica" w:cstheme="majorHAnsi"/>
+          <w:color w:val="000000"/>
+          <w:sz w:val="22"/>
+          <w:szCs w:val="22"/>
+        </w:rPr>
+        <w:t xml:space="preserve"> </w:t>
+      </w:r>
+      <w:r>
+        <w:rPr>
+          <w:rFonts w:ascii="Helvetica" w:eastAsia="Helvetica Neue" w:hAnsi="Helvetica" w:cstheme="majorHAnsi"/>
+          <w:color w:val="000000"/>
+          <w:sz w:val="22"/>
+          <w:szCs w:val="22"/>
+        </w:rPr>
+        <w:t>&amp; emergence; modifier theory; coalescent theory</w:t>
+      </w:r>
+      <w:r>
+        <w:rPr>
+          <w:rFonts w:ascii="Helvetica" w:eastAsia="Helvetica Neue" w:hAnsi="Helvetica" w:cstheme="majorHAnsi"/>
+          <w:color w:val="000000"/>
+          <w:sz w:val="22"/>
+          <w:szCs w:val="22"/>
+        </w:rPr>
+        <w:t xml:space="preserve">; ancestral </w:t>
+      </w:r>
+      <w:r>
+        <w:rPr>
+          <w:rFonts w:ascii="Helvetica" w:eastAsia="Helvetica Neue" w:hAnsi="Helvetica" w:cstheme="majorHAnsi"/>
+          <w:color w:val="000000"/>
+          <w:sz w:val="22"/>
+          <w:szCs w:val="22"/>
+        </w:rPr>
+        <w:t xml:space="preserve">recombination </w:t>
+      </w:r>
+      <w:r>
+        <w:rPr>
+          <w:rFonts w:ascii="Helvetica" w:eastAsia="Helvetica Neue" w:hAnsi="Helvetica" w:cstheme="majorHAnsi"/>
+          <w:color w:val="000000"/>
+          <w:sz w:val="22"/>
+          <w:szCs w:val="22"/>
+        </w:rPr>
+        <w:t>graphs</w:t>
+      </w:r>
+      <w:r>
+        <w:rPr>
+          <w:rFonts w:ascii="Helvetica" w:eastAsia="Helvetica Neue" w:hAnsi="Helvetica" w:cstheme="majorHAnsi"/>
+          <w:color w:val="000000"/>
+          <w:sz w:val="22"/>
+          <w:szCs w:val="22"/>
+        </w:rPr>
+        <w:t xml:space="preserve">; phylogenetic </w:t>
+      </w:r>
+      <w:r>
+        <w:rPr>
+          <w:rFonts w:ascii="Helvetica" w:eastAsia="Helvetica Neue" w:hAnsi="Helvetica" w:cstheme="majorHAnsi"/>
+          <w:color w:val="000000"/>
+          <w:sz w:val="22"/>
+          <w:szCs w:val="22"/>
+        </w:rPr>
+        <w:t xml:space="preserve">comparative </w:t>
+      </w:r>
+      <w:r>
+        <w:rPr>
+          <w:rFonts w:ascii="Helvetica" w:eastAsia="Helvetica Neue" w:hAnsi="Helvetica" w:cstheme="majorHAnsi"/>
+          <w:color w:val="000000"/>
+          <w:sz w:val="22"/>
+          <w:szCs w:val="22"/>
+        </w:rPr>
+        <w:t>methods</w:t>
       </w:r>
     </w:p>
     <w:p>
@@ -213,15 +290,15 @@
           <w:between w:val="nil"/>
         </w:pBdr>
         <w:rPr>
-          <w:rFonts w:ascii="Helvetica Neue" w:eastAsia="Helvetica Neue" w:hAnsi="Helvetica Neue" w:cs="Helvetica Neue"/>
-          <w:color w:val="000000"/>
-          <w:sz w:val="22"/>
-          <w:szCs w:val="22"/>
-        </w:rPr>
-      </w:pPr>
-      <w:r>
-        <w:rPr>
-          <w:rFonts w:ascii="Helvetica Neue" w:eastAsia="Helvetica Neue" w:hAnsi="Helvetica Neue" w:cs="Helvetica Neue"/>
+          <w:rFonts w:ascii="Helvetica" w:eastAsia="Helvetica Neue" w:hAnsi="Helvetica" w:cstheme="majorHAnsi"/>
+          <w:color w:val="000000"/>
+          <w:sz w:val="22"/>
+          <w:szCs w:val="22"/>
+        </w:rPr>
+      </w:pPr>
+      <w:r>
+        <w:rPr>
+          <w:rFonts w:ascii="Helvetica" w:eastAsia="Helvetica Neue" w:hAnsi="Helvetica" w:cstheme="majorHAnsi"/>
           <w:b/>
           <w:bCs/>
           <w:color w:val="000000"/>
@@ -232,7 +309,7 @@
       </w:r>
       <w:r>
         <w:rPr>
-          <w:rFonts w:ascii="Helvetica Neue" w:eastAsia="Helvetica Neue" w:hAnsi="Helvetica Neue" w:cs="Helvetica Neue"/>
+          <w:rFonts w:ascii="Helvetica" w:eastAsia="Helvetica Neue" w:hAnsi="Helvetica" w:cstheme="majorHAnsi"/>
           <w:color w:val="000000"/>
           <w:sz w:val="22"/>
           <w:szCs w:val="22"/>
@@ -242,7 +319,7 @@
       <w:hyperlink r:id="rId8">
         <w:r>
           <w:rPr>
-            <w:rFonts w:ascii="Helvetica Neue" w:eastAsia="Helvetica Neue" w:hAnsi="Helvetica Neue" w:cs="Helvetica Neue"/>
+            <w:rFonts w:ascii="Helvetica" w:eastAsia="Helvetica Neue" w:hAnsi="Helvetica" w:cstheme="majorHAnsi"/>
             <w:color w:val="0563C1"/>
             <w:sz w:val="22"/>
             <w:szCs w:val="22"/>
@@ -253,7 +330,7 @@
       </w:hyperlink>
       <w:r>
         <w:rPr>
-          <w:rFonts w:ascii="Helvetica Neue" w:eastAsia="Helvetica Neue" w:hAnsi="Helvetica Neue" w:cs="Helvetica Neue"/>
+          <w:rFonts w:ascii="Helvetica" w:eastAsia="Helvetica Neue" w:hAnsi="Helvetica" w:cstheme="majorHAnsi"/>
           <w:color w:val="000000"/>
           <w:sz w:val="22"/>
           <w:szCs w:val="22"/>
@@ -268,94 +345,123 @@
           <w:numId w:val="2"/>
         </w:numPr>
         <w:rPr>
-          <w:rFonts w:ascii="Helvetica Neue" w:eastAsia="Helvetica Neue" w:hAnsi="Helvetica Neue" w:cs="Helvetica Neue"/>
-          <w:sz w:val="22"/>
-          <w:szCs w:val="22"/>
-        </w:rPr>
-      </w:pPr>
-      <w:proofErr w:type="spellStart"/>
-      <w:r>
-        <w:rPr>
-          <w:rFonts w:ascii="Helvetica Neue" w:eastAsia="Helvetica Neue" w:hAnsi="Helvetica Neue" w:cs="Helvetica Neue"/>
+          <w:rFonts w:ascii="Helvetica" w:eastAsia="Helvetica Neue" w:hAnsi="Helvetica" w:cstheme="majorHAnsi"/>
+          <w:sz w:val="22"/>
+          <w:szCs w:val="22"/>
+        </w:rPr>
+      </w:pPr>
+      <w:r>
+        <w:rPr>
+          <w:rFonts w:ascii="Helvetica" w:eastAsia="Helvetica Neue" w:hAnsi="Helvetica" w:cstheme="majorHAnsi"/>
           <w:b/>
           <w:bCs/>
           <w:sz w:val="22"/>
           <w:szCs w:val="22"/>
         </w:rPr>
-        <w:t>TAing</w:t>
-      </w:r>
-      <w:proofErr w:type="spellEnd"/>
-      <w:r>
-        <w:rPr>
-          <w:rFonts w:ascii="Helvetica Neue" w:eastAsia="Helvetica Neue" w:hAnsi="Helvetica Neue" w:cs="Helvetica Neue"/>
-          <w:b/>
-          <w:bCs/>
-          <w:sz w:val="22"/>
-          <w:szCs w:val="22"/>
-        </w:rPr>
-        <w:t xml:space="preserve">: </w:t>
-      </w:r>
-      <w:r>
-        <w:rPr>
-          <w:rFonts w:ascii="Helvetica Neue" w:eastAsia="Helvetica Neue" w:hAnsi="Helvetica Neue" w:cs="Helvetica Neue"/>
-          <w:sz w:val="22"/>
-          <w:szCs w:val="22"/>
-        </w:rPr>
-        <w:t>EEB319: Population Ecology (F23 and F25), EEB325: Evolutionary Medicine (W25), EEB362: Macroevolution (F22), EEB462: Quantitative Genetics (F22), BIO120: Adaptation and Biodiversity (F22)</w:t>
-      </w:r>
-    </w:p>
-    <w:p>
-      <w:pPr>
-        <w:rPr>
-          <w:rFonts w:ascii="Helvetica Neue" w:eastAsia="Helvetica Neue" w:hAnsi="Helvetica Neue" w:cs="Helvetica Neue"/>
-          <w:sz w:val="22"/>
-          <w:szCs w:val="22"/>
-        </w:rPr>
-      </w:pPr>
-    </w:p>
-    <w:p>
-      <w:pPr>
-        <w:rPr>
-          <w:rFonts w:ascii="Helvetica Neue" w:eastAsia="Helvetica Neue" w:hAnsi="Helvetica Neue" w:cs="Helvetica Neue"/>
-          <w:sz w:val="22"/>
-          <w:szCs w:val="22"/>
-        </w:rPr>
-      </w:pPr>
-      <w:r>
-        <w:rPr>
-          <w:rFonts w:ascii="Helvetica Neue" w:eastAsia="Helvetica Neue" w:hAnsi="Helvetica Neue" w:cs="Helvetica Neue"/>
-          <w:sz w:val="22"/>
-          <w:szCs w:val="22"/>
-        </w:rPr>
-        <w:t>University of Idaho, 2018-22</w:t>
-      </w:r>
-      <w:r>
-        <w:rPr>
-          <w:rFonts w:ascii="Helvetica Neue" w:eastAsia="Helvetica Neue" w:hAnsi="Helvetica Neue" w:cs="Helvetica Neue"/>
+        <w:t xml:space="preserve">TAing: </w:t>
+      </w:r>
+      <w:r>
+        <w:rPr>
+          <w:rFonts w:ascii="Helvetica" w:eastAsia="Helvetica Neue" w:hAnsi="Helvetica" w:cstheme="majorHAnsi"/>
+          <w:sz w:val="22"/>
+          <w:szCs w:val="22"/>
+        </w:rPr>
+        <w:t xml:space="preserve">EEB319: Population Ecology (F23 </w:t>
+      </w:r>
+      <w:r>
+        <w:rPr>
+          <w:rFonts w:ascii="Helvetica" w:eastAsia="Helvetica Neue" w:hAnsi="Helvetica" w:cstheme="majorHAnsi"/>
+          <w:sz w:val="22"/>
+          <w:szCs w:val="22"/>
+        </w:rPr>
+        <w:t>and</w:t>
+      </w:r>
+      <w:r>
+        <w:rPr>
+          <w:rFonts w:ascii="Helvetica" w:eastAsia="Helvetica Neue" w:hAnsi="Helvetica" w:cstheme="majorHAnsi"/>
+          <w:sz w:val="22"/>
+          <w:szCs w:val="22"/>
+        </w:rPr>
+        <w:t xml:space="preserve"> F25), EEB325: Evolutionary Medicine (W25), EEB362: Macroevolution (F22), EEB462: Quantitative Genetics (F22), BIO120: Adaptation and Biodiversity (F22)</w:t>
+      </w:r>
+      <w:r>
+        <w:rPr>
+          <w:rFonts w:ascii="Helvetica" w:eastAsia="Helvetica Neue" w:hAnsi="Helvetica" w:cstheme="majorHAnsi"/>
+          <w:sz w:val="22"/>
+          <w:szCs w:val="22"/>
+        </w:rPr>
+        <w:t>, EEB313: Quantitative Methods in R for Biologists (course dev</w:t>
+      </w:r>
+      <w:r>
+        <w:rPr>
+          <w:rFonts w:ascii="Helvetica" w:eastAsia="Helvetica Neue" w:hAnsi="Helvetica" w:cstheme="majorHAnsi"/>
+          <w:sz w:val="22"/>
+          <w:szCs w:val="22"/>
+        </w:rPr>
+        <w:t>elopment</w:t>
+      </w:r>
+      <w:r>
+        <w:rPr>
+          <w:rFonts w:ascii="Helvetica" w:eastAsia="Helvetica Neue" w:hAnsi="Helvetica" w:cstheme="majorHAnsi"/>
+          <w:sz w:val="22"/>
+          <w:szCs w:val="22"/>
+        </w:rPr>
+        <w:t>, W23)</w:t>
+      </w:r>
+    </w:p>
+    <w:p>
+      <w:pPr>
+        <w:rPr>
+          <w:rFonts w:ascii="Helvetica" w:eastAsia="Helvetica Neue" w:hAnsi="Helvetica" w:cstheme="majorHAnsi"/>
+          <w:sz w:val="22"/>
+          <w:szCs w:val="22"/>
+        </w:rPr>
+      </w:pPr>
+    </w:p>
+    <w:p>
+      <w:pPr>
+        <w:rPr>
+          <w:rFonts w:ascii="Helvetica" w:eastAsia="Helvetica Neue" w:hAnsi="Helvetica" w:cstheme="majorHAnsi"/>
+          <w:sz w:val="22"/>
+          <w:szCs w:val="22"/>
+        </w:rPr>
+      </w:pPr>
+      <w:r>
+        <w:rPr>
+          <w:rFonts w:ascii="Helvetica" w:eastAsia="Helvetica Neue" w:hAnsi="Helvetica" w:cstheme="majorHAnsi"/>
+          <w:sz w:val="22"/>
+          <w:szCs w:val="22"/>
+        </w:rPr>
+        <w:t>University of Idaho</w:t>
+      </w:r>
+      <w:r>
+        <w:rPr>
+          <w:rFonts w:ascii="Helvetica" w:eastAsia="Helvetica Neue" w:hAnsi="Helvetica" w:cstheme="majorHAnsi"/>
+          <w:sz w:val="22"/>
+          <w:szCs w:val="22"/>
+        </w:rPr>
+        <w:t xml:space="preserve">, </w:t>
+      </w:r>
+      <w:r>
+        <w:rPr>
+          <w:rFonts w:ascii="Helvetica" w:eastAsia="Helvetica Neue" w:hAnsi="Helvetica" w:cstheme="majorHAnsi"/>
+          <w:sz w:val="22"/>
+          <w:szCs w:val="22"/>
+        </w:rPr>
+        <w:t>2018-2022</w:t>
+      </w:r>
+      <w:r>
+        <w:rPr>
+          <w:rFonts w:ascii="Helvetica" w:eastAsia="Helvetica Neue" w:hAnsi="Helvetica" w:cstheme="majorHAnsi"/>
           <w:sz w:val="22"/>
           <w:szCs w:val="22"/>
         </w:rPr>
         <w:tab/>
-      </w:r>
-      <w:r>
-        <w:rPr>
-          <w:rFonts w:ascii="Helvetica Neue" w:eastAsia="Helvetica Neue" w:hAnsi="Helvetica Neue" w:cs="Helvetica Neue"/>
-          <w:sz w:val="22"/>
-          <w:szCs w:val="22"/>
-        </w:rPr>
-        <w:tab/>
-      </w:r>
-      <w:r>
-        <w:rPr>
-          <w:rFonts w:ascii="Helvetica Neue" w:eastAsia="Helvetica Neue" w:hAnsi="Helvetica Neue" w:cs="Helvetica Neue"/>
-          <w:sz w:val="22"/>
-          <w:szCs w:val="22"/>
-        </w:rPr>
         <w:t xml:space="preserve">BSc in Mathematics </w:t>
       </w:r>
       <w:r>
         <w:rPr>
-          <w:rFonts w:ascii="Helvetica Neue" w:eastAsia="Helvetica Neue" w:hAnsi="Helvetica Neue" w:cs="Helvetica Neue"/>
+          <w:rFonts w:ascii="Helvetica" w:eastAsia="Helvetica Neue" w:hAnsi="Helvetica" w:cstheme="majorHAnsi"/>
           <w:i/>
           <w:iCs/>
           <w:sz w:val="22"/>
@@ -368,7 +474,7 @@
       <w:pPr>
         <w:ind w:left="2880" w:firstLine="720"/>
         <w:rPr>
-          <w:rFonts w:ascii="Helvetica Neue" w:eastAsia="Helvetica Neue" w:hAnsi="Helvetica Neue" w:cs="Helvetica Neue"/>
+          <w:rFonts w:ascii="Helvetica" w:eastAsia="Helvetica Neue" w:hAnsi="Helvetica" w:cstheme="majorHAnsi"/>
           <w:i/>
           <w:iCs/>
           <w:sz w:val="22"/>
@@ -377,7 +483,7 @@
       </w:pPr>
       <w:r>
         <w:rPr>
-          <w:rFonts w:ascii="Helvetica Neue" w:eastAsia="Helvetica Neue" w:hAnsi="Helvetica Neue" w:cs="Helvetica Neue"/>
+          <w:rFonts w:ascii="Helvetica" w:eastAsia="Helvetica Neue" w:hAnsi="Helvetica" w:cstheme="majorHAnsi"/>
           <w:sz w:val="22"/>
           <w:szCs w:val="22"/>
         </w:rPr>
@@ -385,7 +491,7 @@
       </w:r>
       <w:r>
         <w:rPr>
-          <w:rFonts w:ascii="Helvetica Neue" w:eastAsia="Helvetica Neue" w:hAnsi="Helvetica Neue" w:cs="Helvetica Neue"/>
+          <w:rFonts w:ascii="Helvetica" w:eastAsia="Helvetica Neue" w:hAnsi="Helvetica" w:cstheme="majorHAnsi"/>
           <w:i/>
           <w:iCs/>
           <w:sz w:val="22"/>
@@ -397,7 +503,7 @@
     <w:p>
       <w:pPr>
         <w:rPr>
-          <w:rFonts w:ascii="Helvetica Neue" w:eastAsia="Helvetica Neue" w:hAnsi="Helvetica Neue" w:cs="Helvetica Neue"/>
+          <w:rFonts w:ascii="Helvetica" w:eastAsia="Helvetica Neue" w:hAnsi="Helvetica" w:cstheme="majorHAnsi"/>
           <w:sz w:val="22"/>
           <w:szCs w:val="22"/>
         </w:rPr>
@@ -409,30 +515,35 @@
           <w:bottom w:val="single" w:sz="6" w:space="1" w:color="000000"/>
         </w:pBdr>
         <w:rPr>
-          <w:rFonts w:ascii="Helvetica Neue" w:eastAsia="Helvetica Neue" w:hAnsi="Helvetica Neue" w:cs="Helvetica Neue"/>
+          <w:rFonts w:ascii="Helvetica" w:eastAsia="Helvetica Neue" w:hAnsi="Helvetica" w:cstheme="majorHAnsi"/>
           <w:b/>
           <w:bCs/>
-          <w:sz w:val="22"/>
-          <w:szCs w:val="22"/>
-        </w:rPr>
-      </w:pPr>
-      <w:r>
-        <w:rPr>
-          <w:rFonts w:ascii="Helvetica Neue" w:eastAsia="Helvetica Neue" w:hAnsi="Helvetica Neue" w:cs="Helvetica Neue"/>
+          <w:sz w:val="28"/>
+          <w:szCs w:val="28"/>
+        </w:rPr>
+      </w:pPr>
+      <w:r>
+        <w:rPr>
+          <w:rFonts w:ascii="Helvetica" w:eastAsia="Helvetica Neue" w:hAnsi="Helvetica" w:cstheme="majorHAnsi"/>
           <w:b/>
           <w:bCs/>
-          <w:sz w:val="22"/>
-          <w:szCs w:val="22"/>
+          <w:sz w:val="28"/>
+          <w:szCs w:val="28"/>
         </w:rPr>
         <w:t>Publications</w:t>
       </w:r>
     </w:p>
     <w:p>
       <w:pPr>
-        <w:rPr>
-          <w:rFonts w:ascii="Helvetica Neue" w:eastAsia="Helvetica Neue" w:hAnsi="Helvetica Neue" w:cs="Helvetica Neue"/>
-          <w:b/>
-          <w:bCs/>
+        <w:pBdr>
+          <w:top w:val="nil"/>
+          <w:left w:val="nil"/>
+          <w:bottom w:val="nil"/>
+          <w:right w:val="nil"/>
+          <w:between w:val="nil"/>
+        </w:pBdr>
+        <w:rPr>
+          <w:rFonts w:ascii="Helvetica" w:eastAsia="Helvetica Neue" w:hAnsi="Helvetica" w:cstheme="majorHAnsi"/>
           <w:sz w:val="22"/>
           <w:szCs w:val="22"/>
         </w:rPr>
@@ -452,93 +563,109 @@
           <w:between w:val="nil"/>
         </w:pBdr>
         <w:rPr>
-          <w:rFonts w:ascii="Helvetica Neue" w:eastAsia="Helvetica Neue" w:hAnsi="Helvetica Neue" w:cs="Helvetica Neue"/>
-          <w:color w:val="000000"/>
-          <w:sz w:val="22"/>
-          <w:szCs w:val="22"/>
-        </w:rPr>
-      </w:pPr>
-      <w:r>
-        <w:rPr>
-          <w:rFonts w:ascii="Helvetica Neue" w:eastAsia="Helvetica Neue" w:hAnsi="Helvetica Neue" w:cs="Helvetica Neue"/>
+          <w:rFonts w:ascii="Helvetica" w:eastAsia="Helvetica Neue" w:hAnsi="Helvetica" w:cstheme="majorHAnsi"/>
+          <w:color w:val="000000"/>
+          <w:sz w:val="22"/>
+          <w:szCs w:val="22"/>
+        </w:rPr>
+      </w:pPr>
+      <w:r>
+        <w:rPr>
+          <w:rFonts w:ascii="Helvetica" w:eastAsia="Helvetica Neue" w:hAnsi="Helvetica" w:cstheme="majorHAnsi"/>
           <w:b/>
           <w:bCs/>
-          <w:sz w:val="22"/>
-          <w:szCs w:val="22"/>
-        </w:rPr>
-        <w:t xml:space="preserve">Yuksel, M. </w:t>
-      </w:r>
-      <w:r>
-        <w:rPr>
-          <w:rFonts w:ascii="Helvetica Neue" w:eastAsia="Helvetica Neue" w:hAnsi="Helvetica Neue" w:cs="Helvetica Neue"/>
-          <w:sz w:val="22"/>
-          <w:szCs w:val="22"/>
-        </w:rPr>
-        <w:t xml:space="preserve">&amp; </w:t>
-      </w:r>
-      <w:proofErr w:type="spellStart"/>
-      <w:r>
-        <w:rPr>
-          <w:rFonts w:ascii="Helvetica Neue" w:eastAsia="Helvetica Neue" w:hAnsi="Helvetica Neue" w:cs="Helvetica Neue"/>
-          <w:sz w:val="22"/>
-          <w:szCs w:val="22"/>
-        </w:rPr>
-        <w:t>Mideo</w:t>
-      </w:r>
-      <w:proofErr w:type="spellEnd"/>
-      <w:r>
-        <w:rPr>
-          <w:rFonts w:ascii="Helvetica Neue" w:eastAsia="Helvetica Neue" w:hAnsi="Helvetica Neue" w:cs="Helvetica Neue"/>
-          <w:sz w:val="22"/>
-          <w:szCs w:val="22"/>
-        </w:rPr>
-        <w:t xml:space="preserve">, N. (2026). </w:t>
-      </w:r>
-      <w:hyperlink r:id="rId9">
+          <w:color w:val="000000"/>
+          <w:sz w:val="22"/>
+          <w:szCs w:val="22"/>
+        </w:rPr>
+        <w:t>Yuksel, M.</w:t>
+      </w:r>
+      <w:r>
+        <w:rPr>
+          <w:rFonts w:ascii="Helvetica" w:eastAsia="Helvetica Neue" w:hAnsi="Helvetica" w:cstheme="majorHAnsi"/>
+          <w:color w:val="000000"/>
+          <w:sz w:val="22"/>
+          <w:szCs w:val="22"/>
+        </w:rPr>
+        <w:t>, Yang, Q., Osmond, M.*, Mideo, N.*</w:t>
+      </w:r>
+      <w:r>
+        <w:rPr>
+          <w:rFonts w:ascii="Helvetica" w:eastAsia="Helvetica Neue" w:hAnsi="Helvetica" w:cstheme="majorHAnsi"/>
+          <w:sz w:val="22"/>
+          <w:szCs w:val="22"/>
+        </w:rPr>
+        <w:t xml:space="preserve"> </w:t>
+      </w:r>
+      <w:hyperlink r:id="rId9" w:history="1">
         <w:r>
           <w:rPr>
-            <w:rFonts w:ascii="Helvetica Neue" w:eastAsia="Helvetica Neue" w:hAnsi="Helvetica Neue" w:cs="Helvetica Neue"/>
-            <w:color w:val="1155CC"/>
+            <w:rStyle w:val="Hyperlink"/>
+            <w:rFonts w:ascii="Helvetica" w:eastAsia="Helvetica Neue" w:hAnsi="Helvetica" w:cstheme="majorHAnsi"/>
             <w:sz w:val="22"/>
             <w:szCs w:val="22"/>
-            <w:u w:val="single"/>
           </w:rPr>
-          <w:t>Host jumps need not be common just because spillover is</w:t>
+          <w:t>Elevated viral recombination in short-lived hosts</w:t>
         </w:r>
       </w:hyperlink>
       <w:r>
         <w:rPr>
-          <w:rFonts w:ascii="Helvetica Neue" w:eastAsia="Helvetica Neue" w:hAnsi="Helvetica Neue" w:cs="Helvetica Neue"/>
+          <w:rFonts w:ascii="Helvetica" w:eastAsia="Helvetica Neue" w:hAnsi="Helvetica" w:cstheme="majorHAnsi"/>
+          <w:color w:val="000000"/>
           <w:sz w:val="22"/>
           <w:szCs w:val="22"/>
         </w:rPr>
         <w:t xml:space="preserve">. </w:t>
       </w:r>
-      <w:proofErr w:type="spellStart"/>
-      <w:r>
-        <w:rPr>
-          <w:rFonts w:ascii="Helvetica Neue" w:eastAsia="Helvetica Neue" w:hAnsi="Helvetica Neue" w:cs="Helvetica Neue"/>
+      <w:r>
+        <w:rPr>
+          <w:rFonts w:ascii="Helvetica" w:eastAsia="Helvetica Neue" w:hAnsi="Helvetica" w:cstheme="majorHAnsi"/>
+          <w:sz w:val="22"/>
+          <w:szCs w:val="22"/>
+        </w:rPr>
+        <w:t>In revision</w:t>
+      </w:r>
+      <w:r>
+        <w:rPr>
+          <w:rFonts w:ascii="Helvetica" w:eastAsia="Helvetica Neue" w:hAnsi="Helvetica" w:cstheme="majorHAnsi"/>
+          <w:color w:val="000000"/>
+          <w:sz w:val="22"/>
+          <w:szCs w:val="22"/>
+        </w:rPr>
+        <w:t xml:space="preserve"> </w:t>
+      </w:r>
+      <w:r>
+        <w:rPr>
+          <w:rFonts w:ascii="Helvetica" w:eastAsia="Helvetica Neue" w:hAnsi="Helvetica" w:cstheme="majorHAnsi"/>
+          <w:sz w:val="22"/>
+          <w:szCs w:val="22"/>
+        </w:rPr>
+        <w:t>at</w:t>
+      </w:r>
+      <w:r>
+        <w:rPr>
+          <w:rFonts w:ascii="Helvetica" w:eastAsia="Helvetica Neue" w:hAnsi="Helvetica" w:cstheme="majorHAnsi"/>
+          <w:color w:val="000000"/>
+          <w:sz w:val="22"/>
+          <w:szCs w:val="22"/>
+        </w:rPr>
+        <w:t xml:space="preserve"> </w:t>
+      </w:r>
+      <w:r>
+        <w:rPr>
+          <w:rFonts w:ascii="Helvetica" w:eastAsia="Helvetica Neue" w:hAnsi="Helvetica" w:cstheme="majorHAnsi"/>
           <w:i/>
           <w:iCs/>
-          <w:sz w:val="22"/>
-          <w:szCs w:val="22"/>
-        </w:rPr>
-        <w:t>PLoS</w:t>
-      </w:r>
-      <w:proofErr w:type="spellEnd"/>
-      <w:r>
-        <w:rPr>
-          <w:rFonts w:ascii="Helvetica Neue" w:eastAsia="Helvetica Neue" w:hAnsi="Helvetica Neue" w:cs="Helvetica Neue"/>
-          <w:i/>
-          <w:iCs/>
-          <w:sz w:val="22"/>
-          <w:szCs w:val="22"/>
-        </w:rPr>
-        <w:t xml:space="preserve"> Biology</w:t>
-      </w:r>
-      <w:r>
-        <w:rPr>
-          <w:rFonts w:ascii="Helvetica Neue" w:eastAsia="Helvetica Neue" w:hAnsi="Helvetica Neue" w:cs="Helvetica Neue"/>
+          <w:color w:val="000000"/>
+          <w:sz w:val="22"/>
+          <w:szCs w:val="22"/>
+        </w:rPr>
+        <w:t>Proceedings of the Royal Society B</w:t>
+      </w:r>
+      <w:r>
+        <w:rPr>
+          <w:rFonts w:ascii="Helvetica" w:eastAsia="Helvetica Neue" w:hAnsi="Helvetica" w:cstheme="majorHAnsi"/>
+          <w:color w:val="000000"/>
           <w:sz w:val="22"/>
           <w:szCs w:val="22"/>
         </w:rPr>
@@ -559,85 +686,45 @@
           <w:between w:val="nil"/>
         </w:pBdr>
         <w:rPr>
-          <w:rFonts w:ascii="Helvetica Neue" w:eastAsia="Helvetica Neue" w:hAnsi="Helvetica Neue" w:cs="Helvetica Neue"/>
-          <w:color w:val="000000"/>
-          <w:sz w:val="22"/>
-          <w:szCs w:val="22"/>
-        </w:rPr>
-      </w:pPr>
-      <w:r>
-        <w:rPr>
-          <w:rFonts w:ascii="Helvetica Neue" w:eastAsia="Helvetica Neue" w:hAnsi="Helvetica Neue" w:cs="Helvetica Neue"/>
+          <w:rFonts w:ascii="Helvetica" w:eastAsia="Helvetica Neue" w:hAnsi="Helvetica" w:cstheme="majorHAnsi"/>
+          <w:color w:val="000000"/>
+          <w:sz w:val="22"/>
+          <w:szCs w:val="22"/>
+        </w:rPr>
+      </w:pPr>
+      <w:r>
+        <w:rPr>
+          <w:rFonts w:ascii="Helvetica" w:eastAsia="Helvetica Neue" w:hAnsi="Helvetica" w:cstheme="majorHAnsi"/>
           <w:b/>
           <w:bCs/>
-          <w:color w:val="000000"/>
-          <w:sz w:val="22"/>
-          <w:szCs w:val="22"/>
-        </w:rPr>
-        <w:t>Yuksel, M.</w:t>
-      </w:r>
-      <w:r>
-        <w:rPr>
-          <w:rFonts w:ascii="Helvetica Neue" w:eastAsia="Helvetica Neue" w:hAnsi="Helvetica Neue" w:cs="Helvetica Neue"/>
-          <w:color w:val="000000"/>
-          <w:sz w:val="22"/>
-          <w:szCs w:val="22"/>
-        </w:rPr>
-        <w:t xml:space="preserve">, Yang, Q., Osmond, M., </w:t>
-      </w:r>
-      <w:proofErr w:type="spellStart"/>
-      <w:r>
-        <w:rPr>
-          <w:rFonts w:ascii="Helvetica Neue" w:eastAsia="Helvetica Neue" w:hAnsi="Helvetica Neue" w:cs="Helvetica Neue"/>
-          <w:color w:val="000000"/>
-          <w:sz w:val="22"/>
-          <w:szCs w:val="22"/>
-        </w:rPr>
-        <w:t>Mideo</w:t>
-      </w:r>
-      <w:proofErr w:type="spellEnd"/>
-      <w:r>
-        <w:rPr>
-          <w:rFonts w:ascii="Helvetica Neue" w:eastAsia="Helvetica Neue" w:hAnsi="Helvetica Neue" w:cs="Helvetica Neue"/>
-          <w:color w:val="000000"/>
-          <w:sz w:val="22"/>
-          <w:szCs w:val="22"/>
-        </w:rPr>
-        <w:t>, N.</w:t>
-      </w:r>
-      <w:r>
-        <w:rPr>
-          <w:rFonts w:ascii="Helvetica Neue" w:eastAsia="Helvetica Neue" w:hAnsi="Helvetica Neue" w:cs="Helvetica Neue"/>
-          <w:sz w:val="22"/>
-          <w:szCs w:val="22"/>
-        </w:rPr>
-        <w:t xml:space="preserve"> </w:t>
-      </w:r>
-      <w:r>
-        <w:rPr>
-          <w:rFonts w:ascii="Helvetica Neue" w:eastAsia="Helvetica Neue" w:hAnsi="Helvetica Neue" w:cs="Helvetica Neue"/>
-          <w:color w:val="000000"/>
-          <w:sz w:val="22"/>
-          <w:szCs w:val="22"/>
-        </w:rPr>
-        <w:t xml:space="preserve">(2025). </w:t>
+          <w:sz w:val="22"/>
+          <w:szCs w:val="22"/>
+        </w:rPr>
+        <w:t xml:space="preserve">Yuksel, M. </w:t>
+      </w:r>
+      <w:r>
+        <w:rPr>
+          <w:rFonts w:ascii="Helvetica" w:eastAsia="Helvetica Neue" w:hAnsi="Helvetica" w:cstheme="majorHAnsi"/>
+          <w:sz w:val="22"/>
+          <w:szCs w:val="22"/>
+        </w:rPr>
+        <w:t xml:space="preserve">&amp; Mideo, N. (2026). </w:t>
       </w:r>
       <w:hyperlink r:id="rId10">
         <w:r>
           <w:rPr>
-            <w:rFonts w:ascii="Helvetica Neue" w:eastAsia="Helvetica Neue" w:hAnsi="Helvetica Neue" w:cs="Helvetica Neue"/>
+            <w:rFonts w:ascii="Helvetica" w:eastAsia="Helvetica Neue" w:hAnsi="Helvetica" w:cstheme="majorHAnsi"/>
             <w:color w:val="1155CC"/>
             <w:sz w:val="22"/>
             <w:szCs w:val="22"/>
             <w:u w:val="single"/>
           </w:rPr>
-          <w:t>Host constraints on viral recombination and emergence</w:t>
+          <w:t>Host jumps need not be common just because spillover is</w:t>
         </w:r>
       </w:hyperlink>
       <w:r>
         <w:rPr>
-          <w:rFonts w:ascii="Helvetica Neue" w:eastAsia="Helvetica Neue" w:hAnsi="Helvetica Neue" w:cs="Helvetica Neue"/>
-          <w:color w:val="000000"/>
+          <w:rFonts w:ascii="Helvetica" w:eastAsia="Helvetica Neue" w:hAnsi="Helvetica" w:cstheme="majorHAnsi"/>
           <w:sz w:val="22"/>
           <w:szCs w:val="22"/>
         </w:rPr>
@@ -645,53 +732,17 @@
       </w:r>
       <w:r>
         <w:rPr>
-          <w:rFonts w:ascii="Helvetica Neue" w:eastAsia="Helvetica Neue" w:hAnsi="Helvetica Neue" w:cs="Helvetica Neue"/>
-          <w:sz w:val="22"/>
-          <w:szCs w:val="22"/>
-        </w:rPr>
-        <w:t>In revision</w:t>
-      </w:r>
-      <w:r>
-        <w:rPr>
-          <w:rFonts w:ascii="Helvetica Neue" w:eastAsia="Helvetica Neue" w:hAnsi="Helvetica Neue" w:cs="Helvetica Neue"/>
-          <w:color w:val="000000"/>
-          <w:sz w:val="22"/>
-          <w:szCs w:val="22"/>
-        </w:rPr>
-        <w:t xml:space="preserve"> </w:t>
-      </w:r>
-      <w:r>
-        <w:rPr>
-          <w:rFonts w:ascii="Helvetica Neue" w:eastAsia="Helvetica Neue" w:hAnsi="Helvetica Neue" w:cs="Helvetica Neue"/>
-          <w:sz w:val="22"/>
-          <w:szCs w:val="22"/>
-        </w:rPr>
-        <w:t>at</w:t>
-      </w:r>
-      <w:r>
-        <w:rPr>
-          <w:rFonts w:ascii="Helvetica Neue" w:eastAsia="Helvetica Neue" w:hAnsi="Helvetica Neue" w:cs="Helvetica Neue"/>
-          <w:color w:val="000000"/>
-          <w:sz w:val="22"/>
-          <w:szCs w:val="22"/>
-        </w:rPr>
-        <w:t xml:space="preserve"> </w:t>
-      </w:r>
-      <w:r>
-        <w:rPr>
-          <w:rFonts w:ascii="Helvetica Neue" w:eastAsia="Helvetica Neue" w:hAnsi="Helvetica Neue" w:cs="Helvetica Neue"/>
+          <w:rFonts w:ascii="Helvetica" w:eastAsia="Helvetica Neue" w:hAnsi="Helvetica" w:cstheme="majorHAnsi"/>
           <w:i/>
           <w:iCs/>
-          <w:color w:val="000000"/>
-          <w:sz w:val="22"/>
-          <w:szCs w:val="22"/>
-        </w:rPr>
-        <w:t>Proceedings of the Royal Society B</w:t>
-      </w:r>
-      <w:r>
-        <w:rPr>
-          <w:rFonts w:ascii="Helvetica Neue" w:eastAsia="Helvetica Neue" w:hAnsi="Helvetica Neue" w:cs="Helvetica Neue"/>
-          <w:color w:val="000000"/>
+          <w:sz w:val="22"/>
+          <w:szCs w:val="22"/>
+        </w:rPr>
+        <w:t>PLoS Biology</w:t>
+      </w:r>
+      <w:r>
+        <w:rPr>
+          <w:rFonts w:ascii="Helvetica" w:eastAsia="Helvetica Neue" w:hAnsi="Helvetica" w:cstheme="majorHAnsi"/>
           <w:sz w:val="22"/>
           <w:szCs w:val="22"/>
         </w:rPr>
@@ -712,15 +763,15 @@
           <w:between w:val="nil"/>
         </w:pBdr>
         <w:rPr>
-          <w:rFonts w:ascii="Helvetica Neue" w:eastAsia="Helvetica Neue" w:hAnsi="Helvetica Neue" w:cs="Helvetica Neue"/>
-          <w:color w:val="000000"/>
-          <w:sz w:val="22"/>
-          <w:szCs w:val="22"/>
-        </w:rPr>
-      </w:pPr>
-      <w:r>
-        <w:rPr>
-          <w:rFonts w:ascii="Helvetica Neue" w:eastAsia="Helvetica Neue" w:hAnsi="Helvetica Neue" w:cs="Helvetica Neue"/>
+          <w:rFonts w:ascii="Helvetica" w:eastAsia="Helvetica Neue" w:hAnsi="Helvetica" w:cstheme="majorHAnsi"/>
+          <w:color w:val="000000"/>
+          <w:sz w:val="22"/>
+          <w:szCs w:val="22"/>
+        </w:rPr>
+      </w:pPr>
+      <w:r>
+        <w:rPr>
+          <w:rFonts w:ascii="Helvetica" w:eastAsia="Helvetica Neue" w:hAnsi="Helvetica" w:cstheme="majorHAnsi"/>
           <w:color w:val="000000"/>
           <w:sz w:val="22"/>
           <w:szCs w:val="22"/>
@@ -729,7 +780,7 @@
       </w:r>
       <w:r>
         <w:rPr>
-          <w:rFonts w:ascii="Helvetica Neue" w:eastAsia="Helvetica Neue" w:hAnsi="Helvetica Neue" w:cs="Helvetica Neue"/>
+          <w:rFonts w:ascii="Helvetica" w:eastAsia="Helvetica Neue" w:hAnsi="Helvetica" w:cstheme="majorHAnsi"/>
           <w:b/>
           <w:bCs/>
           <w:color w:val="000000"/>
@@ -740,7 +791,7 @@
       </w:r>
       <w:r>
         <w:rPr>
-          <w:rFonts w:ascii="Helvetica Neue" w:eastAsia="Helvetica Neue" w:hAnsi="Helvetica Neue" w:cs="Helvetica Neue"/>
+          <w:rFonts w:ascii="Helvetica" w:eastAsia="Helvetica Neue" w:hAnsi="Helvetica" w:cstheme="majorHAnsi"/>
           <w:color w:val="000000"/>
           <w:sz w:val="22"/>
           <w:szCs w:val="22"/>
@@ -750,7 +801,7 @@
       <w:hyperlink r:id="rId11">
         <w:r>
           <w:rPr>
-            <w:rFonts w:ascii="Helvetica Neue" w:eastAsia="Helvetica Neue" w:hAnsi="Helvetica Neue" w:cs="Helvetica Neue"/>
+            <w:rFonts w:ascii="Helvetica" w:eastAsia="Helvetica Neue" w:hAnsi="Helvetica" w:cstheme="majorHAnsi"/>
             <w:color w:val="1155CC"/>
             <w:sz w:val="22"/>
             <w:szCs w:val="22"/>
@@ -761,7 +812,7 @@
       </w:hyperlink>
       <w:r>
         <w:rPr>
-          <w:rFonts w:ascii="Helvetica Neue" w:eastAsia="Helvetica Neue" w:hAnsi="Helvetica Neue" w:cs="Helvetica Neue"/>
+          <w:rFonts w:ascii="Helvetica" w:eastAsia="Helvetica Neue" w:hAnsi="Helvetica" w:cstheme="majorHAnsi"/>
           <w:color w:val="000000"/>
           <w:sz w:val="22"/>
           <w:szCs w:val="22"/>
@@ -770,7 +821,7 @@
       </w:r>
       <w:r>
         <w:rPr>
-          <w:rFonts w:ascii="Helvetica Neue" w:eastAsia="Helvetica Neue" w:hAnsi="Helvetica Neue" w:cs="Helvetica Neue"/>
+          <w:rFonts w:ascii="Helvetica" w:eastAsia="Helvetica Neue" w:hAnsi="Helvetica" w:cstheme="majorHAnsi"/>
           <w:i/>
           <w:iCs/>
           <w:color w:val="000000"/>
@@ -781,7 +832,7 @@
       </w:r>
       <w:r>
         <w:rPr>
-          <w:rFonts w:ascii="Helvetica Neue" w:eastAsia="Helvetica Neue" w:hAnsi="Helvetica Neue" w:cs="Helvetica Neue"/>
+          <w:rFonts w:ascii="Helvetica" w:eastAsia="Helvetica Neue" w:hAnsi="Helvetica" w:cstheme="majorHAnsi"/>
           <w:color w:val="000000"/>
           <w:sz w:val="22"/>
           <w:szCs w:val="22"/>
@@ -803,15 +854,15 @@
           <w:between w:val="nil"/>
         </w:pBdr>
         <w:rPr>
-          <w:rFonts w:ascii="Helvetica Neue" w:eastAsia="Helvetica Neue" w:hAnsi="Helvetica Neue" w:cs="Helvetica Neue"/>
-          <w:color w:val="000000"/>
-          <w:sz w:val="22"/>
-          <w:szCs w:val="22"/>
-        </w:rPr>
-      </w:pPr>
-      <w:r>
-        <w:rPr>
-          <w:rFonts w:ascii="Helvetica Neue" w:eastAsia="Helvetica Neue" w:hAnsi="Helvetica Neue" w:cs="Helvetica Neue"/>
+          <w:rFonts w:ascii="Helvetica" w:eastAsia="Helvetica Neue" w:hAnsi="Helvetica" w:cstheme="majorHAnsi"/>
+          <w:color w:val="000000"/>
+          <w:sz w:val="22"/>
+          <w:szCs w:val="22"/>
+        </w:rPr>
+      </w:pPr>
+      <w:r>
+        <w:rPr>
+          <w:rFonts w:ascii="Helvetica" w:eastAsia="Helvetica Neue" w:hAnsi="Helvetica" w:cstheme="majorHAnsi"/>
           <w:b/>
           <w:bCs/>
           <w:color w:val="000000"/>
@@ -822,7 +873,7 @@
       </w:r>
       <w:r>
         <w:rPr>
-          <w:rFonts w:ascii="Helvetica Neue" w:eastAsia="Helvetica Neue" w:hAnsi="Helvetica Neue" w:cs="Helvetica Neue"/>
+          <w:rFonts w:ascii="Helvetica" w:eastAsia="Helvetica Neue" w:hAnsi="Helvetica" w:cstheme="majorHAnsi"/>
           <w:color w:val="000000"/>
           <w:sz w:val="22"/>
           <w:szCs w:val="22"/>
@@ -832,7 +883,7 @@
       <w:hyperlink r:id="rId12">
         <w:r>
           <w:rPr>
-            <w:rFonts w:ascii="Helvetica Neue" w:eastAsia="Helvetica Neue" w:hAnsi="Helvetica Neue" w:cs="Helvetica Neue"/>
+            <w:rFonts w:ascii="Helvetica" w:eastAsia="Helvetica Neue" w:hAnsi="Helvetica" w:cstheme="majorHAnsi"/>
             <w:color w:val="1155CC"/>
             <w:sz w:val="22"/>
             <w:szCs w:val="22"/>
@@ -843,7 +894,7 @@
       </w:hyperlink>
       <w:r>
         <w:rPr>
-          <w:rFonts w:ascii="Helvetica Neue" w:eastAsia="Helvetica Neue" w:hAnsi="Helvetica Neue" w:cs="Helvetica Neue"/>
+          <w:rFonts w:ascii="Helvetica" w:eastAsia="Helvetica Neue" w:hAnsi="Helvetica" w:cstheme="majorHAnsi"/>
           <w:color w:val="000000"/>
           <w:sz w:val="22"/>
           <w:szCs w:val="22"/>
@@ -852,7 +903,7 @@
       </w:r>
       <w:r>
         <w:rPr>
-          <w:rFonts w:ascii="Helvetica Neue" w:eastAsia="Helvetica Neue" w:hAnsi="Helvetica Neue" w:cs="Helvetica Neue"/>
+          <w:rFonts w:ascii="Helvetica" w:eastAsia="Helvetica Neue" w:hAnsi="Helvetica" w:cstheme="majorHAnsi"/>
           <w:i/>
           <w:iCs/>
           <w:color w:val="000000"/>
@@ -863,7 +914,7 @@
       </w:r>
       <w:r>
         <w:rPr>
-          <w:rFonts w:ascii="Helvetica Neue" w:eastAsia="Helvetica Neue" w:hAnsi="Helvetica Neue" w:cs="Helvetica Neue"/>
+          <w:rFonts w:ascii="Helvetica" w:eastAsia="Helvetica Neue" w:hAnsi="Helvetica" w:cstheme="majorHAnsi"/>
           <w:color w:val="000000"/>
           <w:sz w:val="22"/>
           <w:szCs w:val="22"/>
@@ -881,7 +932,7 @@
           <w:between w:val="nil"/>
         </w:pBdr>
         <w:rPr>
-          <w:rFonts w:ascii="Helvetica Neue" w:eastAsia="Helvetica Neue" w:hAnsi="Helvetica Neue" w:cs="Helvetica Neue"/>
+          <w:rFonts w:ascii="Helvetica" w:eastAsia="Helvetica Neue" w:hAnsi="Helvetica" w:cstheme="majorHAnsi"/>
           <w:color w:val="000000"/>
           <w:sz w:val="22"/>
           <w:szCs w:val="22"/>
@@ -898,15 +949,15 @@
           <w:between w:val="nil"/>
         </w:pBdr>
         <w:rPr>
-          <w:rFonts w:ascii="Helvetica Neue" w:eastAsia="Helvetica Neue" w:hAnsi="Helvetica Neue" w:cs="Helvetica Neue"/>
-          <w:color w:val="000000"/>
-          <w:sz w:val="22"/>
-          <w:szCs w:val="22"/>
-        </w:rPr>
-      </w:pPr>
-      <w:r>
-        <w:rPr>
-          <w:rFonts w:ascii="Helvetica Neue" w:eastAsia="Helvetica Neue" w:hAnsi="Helvetica Neue" w:cs="Helvetica Neue"/>
+          <w:rFonts w:ascii="Helvetica" w:eastAsia="Helvetica Neue" w:hAnsi="Helvetica" w:cstheme="majorHAnsi"/>
+          <w:color w:val="000000"/>
+          <w:sz w:val="22"/>
+          <w:szCs w:val="22"/>
+        </w:rPr>
+      </w:pPr>
+      <w:r>
+        <w:rPr>
+          <w:rFonts w:ascii="Helvetica" w:eastAsia="Helvetica Neue" w:hAnsi="Helvetica" w:cstheme="majorHAnsi"/>
           <w:color w:val="000000"/>
           <w:sz w:val="22"/>
           <w:szCs w:val="22"/>
@@ -928,15 +979,15 @@
           <w:between w:val="nil"/>
         </w:pBdr>
         <w:rPr>
-          <w:rFonts w:ascii="Helvetica Neue" w:eastAsia="Helvetica Neue" w:hAnsi="Helvetica Neue" w:cs="Helvetica Neue"/>
-          <w:color w:val="000000"/>
-          <w:sz w:val="22"/>
-          <w:szCs w:val="22"/>
-        </w:rPr>
-      </w:pPr>
-      <w:r>
-        <w:rPr>
-          <w:rFonts w:ascii="Helvetica Neue" w:eastAsia="Helvetica Neue" w:hAnsi="Helvetica Neue" w:cs="Helvetica Neue"/>
+          <w:rFonts w:ascii="Helvetica" w:eastAsia="Helvetica Neue" w:hAnsi="Helvetica" w:cstheme="majorHAnsi"/>
+          <w:color w:val="000000"/>
+          <w:sz w:val="22"/>
+          <w:szCs w:val="22"/>
+        </w:rPr>
+      </w:pPr>
+      <w:r>
+        <w:rPr>
+          <w:rFonts w:ascii="Helvetica" w:eastAsia="Helvetica Neue" w:hAnsi="Helvetica" w:cstheme="majorHAnsi"/>
           <w:color w:val="000000"/>
           <w:sz w:val="22"/>
           <w:szCs w:val="22"/>
@@ -945,7 +996,7 @@
       </w:r>
       <w:r>
         <w:rPr>
-          <w:rFonts w:ascii="Helvetica Neue" w:eastAsia="Helvetica Neue" w:hAnsi="Helvetica Neue" w:cs="Helvetica Neue"/>
+          <w:rFonts w:ascii="Helvetica" w:eastAsia="Helvetica Neue" w:hAnsi="Helvetica" w:cstheme="majorHAnsi"/>
           <w:b/>
           <w:bCs/>
           <w:color w:val="000000"/>
@@ -956,7 +1007,7 @@
       </w:r>
       <w:r>
         <w:rPr>
-          <w:rFonts w:ascii="Helvetica Neue" w:eastAsia="Helvetica Neue" w:hAnsi="Helvetica Neue" w:cs="Helvetica Neue"/>
+          <w:rFonts w:ascii="Helvetica" w:eastAsia="Helvetica Neue" w:hAnsi="Helvetica" w:cstheme="majorHAnsi"/>
           <w:color w:val="000000"/>
           <w:sz w:val="22"/>
           <w:szCs w:val="22"/>
@@ -966,7 +1017,7 @@
       <w:proofErr w:type="spellStart"/>
       <w:r>
         <w:rPr>
-          <w:rFonts w:ascii="Helvetica Neue" w:eastAsia="Helvetica Neue" w:hAnsi="Helvetica Neue" w:cs="Helvetica Neue"/>
+          <w:rFonts w:ascii="Helvetica" w:eastAsia="Helvetica Neue" w:hAnsi="Helvetica" w:cstheme="majorHAnsi"/>
           <w:color w:val="000000"/>
           <w:sz w:val="22"/>
           <w:szCs w:val="22"/>
@@ -976,7 +1027,7 @@
       <w:proofErr w:type="spellEnd"/>
       <w:r>
         <w:rPr>
-          <w:rFonts w:ascii="Helvetica Neue" w:eastAsia="Helvetica Neue" w:hAnsi="Helvetica Neue" w:cs="Helvetica Neue"/>
+          <w:rFonts w:ascii="Helvetica" w:eastAsia="Helvetica Neue" w:hAnsi="Helvetica" w:cstheme="majorHAnsi"/>
           <w:color w:val="000000"/>
           <w:sz w:val="22"/>
           <w:szCs w:val="22"/>
@@ -987,7 +1038,7 @@
     <w:p>
       <w:pPr>
         <w:rPr>
-          <w:rFonts w:ascii="Helvetica Neue" w:eastAsia="Helvetica Neue" w:hAnsi="Helvetica Neue" w:cs="Helvetica Neue"/>
+          <w:rFonts w:ascii="Helvetica" w:eastAsia="Helvetica Neue" w:hAnsi="Helvetica" w:cstheme="majorHAnsi"/>
           <w:sz w:val="22"/>
           <w:szCs w:val="22"/>
         </w:rPr>
@@ -999,44 +1050,42 @@
           <w:bottom w:val="single" w:sz="6" w:space="1" w:color="000000"/>
         </w:pBdr>
         <w:rPr>
-          <w:rFonts w:ascii="Helvetica Neue" w:eastAsia="Helvetica Neue" w:hAnsi="Helvetica Neue" w:cs="Helvetica Neue"/>
+          <w:rFonts w:ascii="Helvetica" w:eastAsia="Helvetica Neue" w:hAnsi="Helvetica" w:cstheme="majorHAnsi"/>
+          <w:sz w:val="28"/>
+          <w:szCs w:val="28"/>
+        </w:rPr>
+      </w:pPr>
+      <w:r>
+        <w:rPr>
+          <w:rFonts w:ascii="Helvetica" w:eastAsia="Helvetica Neue" w:hAnsi="Helvetica" w:cstheme="majorHAnsi"/>
           <w:b/>
           <w:bCs/>
-          <w:sz w:val="22"/>
-          <w:szCs w:val="22"/>
-        </w:rPr>
-      </w:pPr>
-      <w:r>
-        <w:rPr>
-          <w:rFonts w:ascii="Helvetica Neue" w:eastAsia="Helvetica Neue" w:hAnsi="Helvetica Neue" w:cs="Helvetica Neue"/>
-          <w:b/>
-          <w:bCs/>
-          <w:sz w:val="22"/>
-          <w:szCs w:val="22"/>
-        </w:rPr>
-        <w:t>Selected awards</w:t>
-      </w:r>
-    </w:p>
-    <w:p>
-      <w:pPr>
-        <w:rPr>
-          <w:rFonts w:ascii="Helvetica Neue" w:eastAsia="Helvetica Neue" w:hAnsi="Helvetica Neue" w:cs="Helvetica Neue"/>
-          <w:sz w:val="22"/>
-          <w:szCs w:val="22"/>
-        </w:rPr>
-      </w:pPr>
-    </w:p>
-    <w:p>
-      <w:pPr>
-        <w:rPr>
-          <w:rFonts w:ascii="Helvetica Neue" w:eastAsia="Helvetica Neue" w:hAnsi="Helvetica Neue" w:cs="Helvetica Neue"/>
-          <w:sz w:val="22"/>
-          <w:szCs w:val="22"/>
-        </w:rPr>
-      </w:pPr>
-      <w:r>
-        <w:rPr>
-          <w:rFonts w:ascii="Helvetica Neue" w:eastAsia="Helvetica Neue" w:hAnsi="Helvetica Neue" w:cs="Helvetica Neue"/>
+          <w:sz w:val="28"/>
+          <w:szCs w:val="28"/>
+        </w:rPr>
+        <w:t>Selected grants &amp; awards</w:t>
+      </w:r>
+    </w:p>
+    <w:p>
+      <w:pPr>
+        <w:rPr>
+          <w:rFonts w:ascii="Helvetica" w:eastAsia="Helvetica Neue" w:hAnsi="Helvetica" w:cstheme="majorHAnsi"/>
+          <w:sz w:val="22"/>
+          <w:szCs w:val="22"/>
+        </w:rPr>
+      </w:pPr>
+    </w:p>
+    <w:p>
+      <w:pPr>
+        <w:rPr>
+          <w:rFonts w:ascii="Helvetica" w:eastAsia="Helvetica Neue" w:hAnsi="Helvetica" w:cstheme="majorHAnsi"/>
+          <w:sz w:val="22"/>
+          <w:szCs w:val="22"/>
+        </w:rPr>
+      </w:pPr>
+      <w:r>
+        <w:rPr>
+          <w:rFonts w:ascii="Helvetica" w:eastAsia="Helvetica Neue" w:hAnsi="Helvetica" w:cstheme="majorHAnsi"/>
           <w:sz w:val="22"/>
           <w:szCs w:val="22"/>
         </w:rPr>
@@ -1044,7 +1093,7 @@
       </w:r>
       <w:r>
         <w:rPr>
-          <w:rFonts w:ascii="Helvetica Neue" w:eastAsia="Helvetica Neue" w:hAnsi="Helvetica Neue" w:cs="Helvetica Neue"/>
+          <w:rFonts w:ascii="Helvetica" w:eastAsia="Helvetica Neue" w:hAnsi="Helvetica" w:cstheme="majorHAnsi"/>
           <w:sz w:val="22"/>
           <w:szCs w:val="22"/>
         </w:rPr>
@@ -1052,7 +1101,7 @@
       </w:r>
       <w:r>
         <w:rPr>
-          <w:rFonts w:ascii="Helvetica Neue" w:eastAsia="Helvetica Neue" w:hAnsi="Helvetica Neue" w:cs="Helvetica Neue"/>
+          <w:rFonts w:ascii="Helvetica" w:eastAsia="Helvetica Neue" w:hAnsi="Helvetica" w:cstheme="majorHAnsi"/>
           <w:sz w:val="22"/>
           <w:szCs w:val="22"/>
         </w:rPr>
@@ -1063,14 +1112,14 @@
     <w:p>
       <w:pPr>
         <w:rPr>
-          <w:rFonts w:ascii="Helvetica Neue" w:eastAsia="Helvetica Neue" w:hAnsi="Helvetica Neue" w:cs="Helvetica Neue"/>
-          <w:sz w:val="22"/>
-          <w:szCs w:val="22"/>
-        </w:rPr>
-      </w:pPr>
-      <w:r>
-        <w:rPr>
-          <w:rFonts w:ascii="Helvetica Neue" w:eastAsia="Helvetica Neue" w:hAnsi="Helvetica Neue" w:cs="Helvetica Neue"/>
+          <w:rFonts w:ascii="Helvetica" w:eastAsia="Helvetica Neue" w:hAnsi="Helvetica" w:cstheme="majorHAnsi"/>
+          <w:sz w:val="22"/>
+          <w:szCs w:val="22"/>
+        </w:rPr>
+      </w:pPr>
+      <w:r>
+        <w:rPr>
+          <w:rFonts w:ascii="Helvetica" w:eastAsia="Helvetica Neue" w:hAnsi="Helvetica" w:cstheme="majorHAnsi"/>
           <w:sz w:val="22"/>
           <w:szCs w:val="22"/>
         </w:rPr>
@@ -1078,7 +1127,7 @@
       </w:r>
       <w:r>
         <w:rPr>
-          <w:rFonts w:ascii="Helvetica Neue" w:eastAsia="Helvetica Neue" w:hAnsi="Helvetica Neue" w:cs="Helvetica Neue"/>
+          <w:rFonts w:ascii="Helvetica" w:eastAsia="Helvetica Neue" w:hAnsi="Helvetica" w:cstheme="majorHAnsi"/>
           <w:sz w:val="22"/>
           <w:szCs w:val="22"/>
         </w:rPr>
@@ -1089,14 +1138,14 @@
     <w:p>
       <w:pPr>
         <w:rPr>
-          <w:rFonts w:ascii="Helvetica Neue" w:eastAsia="Helvetica Neue" w:hAnsi="Helvetica Neue" w:cs="Helvetica Neue"/>
-          <w:sz w:val="22"/>
-          <w:szCs w:val="22"/>
-        </w:rPr>
-      </w:pPr>
-      <w:r>
-        <w:rPr>
-          <w:rFonts w:ascii="Helvetica Neue" w:eastAsia="Helvetica Neue" w:hAnsi="Helvetica Neue" w:cs="Helvetica Neue"/>
+          <w:rFonts w:ascii="Helvetica" w:eastAsia="Helvetica Neue" w:hAnsi="Helvetica" w:cstheme="majorHAnsi"/>
+          <w:sz w:val="22"/>
+          <w:szCs w:val="22"/>
+        </w:rPr>
+      </w:pPr>
+      <w:r>
+        <w:rPr>
+          <w:rFonts w:ascii="Helvetica" w:eastAsia="Helvetica Neue" w:hAnsi="Helvetica" w:cstheme="majorHAnsi"/>
           <w:sz w:val="22"/>
           <w:szCs w:val="22"/>
         </w:rPr>
@@ -1104,7 +1153,7 @@
       </w:r>
       <w:r>
         <w:rPr>
-          <w:rFonts w:ascii="Helvetica Neue" w:eastAsia="Helvetica Neue" w:hAnsi="Helvetica Neue" w:cs="Helvetica Neue"/>
+          <w:rFonts w:ascii="Helvetica" w:eastAsia="Helvetica Neue" w:hAnsi="Helvetica" w:cstheme="majorHAnsi"/>
           <w:sz w:val="22"/>
           <w:szCs w:val="22"/>
         </w:rPr>
@@ -1115,14 +1164,14 @@
     <w:p>
       <w:pPr>
         <w:rPr>
-          <w:rFonts w:ascii="Helvetica Neue" w:eastAsia="Helvetica Neue" w:hAnsi="Helvetica Neue" w:cs="Helvetica Neue"/>
-          <w:sz w:val="22"/>
-          <w:szCs w:val="22"/>
-        </w:rPr>
-      </w:pPr>
-      <w:r>
-        <w:rPr>
-          <w:rFonts w:ascii="Helvetica Neue" w:eastAsia="Helvetica Neue" w:hAnsi="Helvetica Neue" w:cs="Helvetica Neue"/>
+          <w:rFonts w:ascii="Helvetica" w:eastAsia="Helvetica Neue" w:hAnsi="Helvetica" w:cstheme="majorHAnsi"/>
+          <w:sz w:val="22"/>
+          <w:szCs w:val="22"/>
+        </w:rPr>
+      </w:pPr>
+      <w:r>
+        <w:rPr>
+          <w:rFonts w:ascii="Helvetica" w:eastAsia="Helvetica Neue" w:hAnsi="Helvetica" w:cstheme="majorHAnsi"/>
           <w:sz w:val="22"/>
           <w:szCs w:val="22"/>
         </w:rPr>
@@ -1130,7 +1179,7 @@
       </w:r>
       <w:r>
         <w:rPr>
-          <w:rFonts w:ascii="Helvetica Neue" w:eastAsia="Helvetica Neue" w:hAnsi="Helvetica Neue" w:cs="Helvetica Neue"/>
+          <w:rFonts w:ascii="Helvetica" w:eastAsia="Helvetica Neue" w:hAnsi="Helvetica" w:cstheme="majorHAnsi"/>
           <w:sz w:val="22"/>
           <w:szCs w:val="22"/>
         </w:rPr>
@@ -1141,14 +1190,14 @@
     <w:p>
       <w:pPr>
         <w:rPr>
-          <w:rFonts w:ascii="Helvetica Neue" w:eastAsia="Helvetica Neue" w:hAnsi="Helvetica Neue" w:cs="Helvetica Neue"/>
-          <w:sz w:val="22"/>
-          <w:szCs w:val="22"/>
-        </w:rPr>
-      </w:pPr>
-      <w:r>
-        <w:rPr>
-          <w:rFonts w:ascii="Helvetica Neue" w:eastAsia="Helvetica Neue" w:hAnsi="Helvetica Neue" w:cs="Helvetica Neue"/>
+          <w:rFonts w:ascii="Helvetica" w:eastAsia="Helvetica Neue" w:hAnsi="Helvetica" w:cstheme="majorHAnsi"/>
+          <w:sz w:val="22"/>
+          <w:szCs w:val="22"/>
+        </w:rPr>
+      </w:pPr>
+      <w:r>
+        <w:rPr>
+          <w:rFonts w:ascii="Helvetica" w:eastAsia="Helvetica Neue" w:hAnsi="Helvetica" w:cstheme="majorHAnsi"/>
           <w:sz w:val="22"/>
           <w:szCs w:val="22"/>
         </w:rPr>
@@ -1156,7 +1205,7 @@
       </w:r>
       <w:r>
         <w:rPr>
-          <w:rFonts w:ascii="Helvetica Neue" w:eastAsia="Helvetica Neue" w:hAnsi="Helvetica Neue" w:cs="Helvetica Neue"/>
+          <w:rFonts w:ascii="Helvetica" w:eastAsia="Helvetica Neue" w:hAnsi="Helvetica" w:cstheme="majorHAnsi"/>
           <w:sz w:val="22"/>
           <w:szCs w:val="22"/>
         </w:rPr>
@@ -1167,14 +1216,14 @@
     <w:p>
       <w:pPr>
         <w:rPr>
-          <w:rFonts w:ascii="Helvetica Neue" w:eastAsia="Helvetica Neue" w:hAnsi="Helvetica Neue" w:cs="Helvetica Neue"/>
-          <w:sz w:val="22"/>
-          <w:szCs w:val="22"/>
-        </w:rPr>
-      </w:pPr>
-      <w:r>
-        <w:rPr>
-          <w:rFonts w:ascii="Helvetica Neue" w:eastAsia="Helvetica Neue" w:hAnsi="Helvetica Neue" w:cs="Helvetica Neue"/>
+          <w:rFonts w:ascii="Helvetica" w:eastAsia="Helvetica Neue" w:hAnsi="Helvetica" w:cstheme="majorHAnsi"/>
+          <w:sz w:val="22"/>
+          <w:szCs w:val="22"/>
+        </w:rPr>
+      </w:pPr>
+      <w:r>
+        <w:rPr>
+          <w:rFonts w:ascii="Helvetica" w:eastAsia="Helvetica Neue" w:hAnsi="Helvetica" w:cstheme="majorHAnsi"/>
           <w:sz w:val="22"/>
           <w:szCs w:val="22"/>
         </w:rPr>
@@ -1182,7 +1231,7 @@
       </w:r>
       <w:r>
         <w:rPr>
-          <w:rFonts w:ascii="Helvetica Neue" w:eastAsia="Helvetica Neue" w:hAnsi="Helvetica Neue" w:cs="Helvetica Neue"/>
+          <w:rFonts w:ascii="Helvetica" w:eastAsia="Helvetica Neue" w:hAnsi="Helvetica" w:cstheme="majorHAnsi"/>
           <w:sz w:val="22"/>
           <w:szCs w:val="22"/>
         </w:rPr>
@@ -1190,18 +1239,34 @@
       </w:r>
       <w:r>
         <w:rPr>
-          <w:rFonts w:ascii="Helvetica Neue" w:eastAsia="Helvetica Neue" w:hAnsi="Helvetica Neue" w:cs="Helvetica Neue"/>
+          <w:rFonts w:ascii="Helvetica" w:eastAsia="Helvetica Neue" w:hAnsi="Helvetica" w:cstheme="majorHAnsi"/>
           <w:sz w:val="22"/>
           <w:szCs w:val="22"/>
         </w:rPr>
         <w:tab/>
-        <w:t>John B. George Award, awarded to the top graduating senior in the College of Science</w:t>
-      </w:r>
-    </w:p>
-    <w:p>
-      <w:pPr>
-        <w:rPr>
-          <w:rFonts w:ascii="Helvetica Neue" w:eastAsia="Helvetica Neue" w:hAnsi="Helvetica Neue" w:cs="Helvetica Neue"/>
+        <w:t>John B. George Award, awarded to the top graduating senior in the</w:t>
+      </w:r>
+      <w:r>
+        <w:rPr>
+          <w:rFonts w:ascii="Helvetica" w:eastAsia="Helvetica Neue" w:hAnsi="Helvetica" w:cstheme="majorHAnsi"/>
+          <w:sz w:val="22"/>
+          <w:szCs w:val="22"/>
+        </w:rPr>
+        <w:t xml:space="preserve"> </w:t>
+      </w:r>
+      <w:r>
+        <w:rPr>
+          <w:rFonts w:ascii="Helvetica" w:eastAsia="Helvetica Neue" w:hAnsi="Helvetica" w:cstheme="majorHAnsi"/>
+          <w:sz w:val="22"/>
+          <w:szCs w:val="22"/>
+        </w:rPr>
+        <w:t>College of Science</w:t>
+      </w:r>
+    </w:p>
+    <w:p>
+      <w:pPr>
+        <w:rPr>
+          <w:rFonts w:ascii="Helvetica" w:eastAsia="Helvetica Neue" w:hAnsi="Helvetica" w:cstheme="majorHAnsi"/>
           <w:sz w:val="22"/>
           <w:szCs w:val="22"/>
         </w:rPr>
@@ -1213,20 +1278,20 @@
           <w:bottom w:val="single" w:sz="6" w:space="1" w:color="000000"/>
         </w:pBdr>
         <w:rPr>
-          <w:rFonts w:ascii="Helvetica Neue" w:eastAsia="Helvetica Neue" w:hAnsi="Helvetica Neue" w:cs="Helvetica Neue"/>
+          <w:rFonts w:ascii="Helvetica" w:eastAsia="Helvetica Neue" w:hAnsi="Helvetica" w:cstheme="majorHAnsi"/>
           <w:b/>
           <w:bCs/>
-          <w:sz w:val="22"/>
-          <w:szCs w:val="22"/>
-        </w:rPr>
-      </w:pPr>
-      <w:r>
-        <w:rPr>
-          <w:rFonts w:ascii="Helvetica Neue" w:eastAsia="Helvetica Neue" w:hAnsi="Helvetica Neue" w:cs="Helvetica Neue"/>
+          <w:sz w:val="28"/>
+          <w:szCs w:val="28"/>
+        </w:rPr>
+      </w:pPr>
+      <w:r>
+        <w:rPr>
+          <w:rFonts w:ascii="Helvetica" w:eastAsia="Helvetica Neue" w:hAnsi="Helvetica" w:cstheme="majorHAnsi"/>
           <w:b/>
           <w:bCs/>
-          <w:sz w:val="22"/>
-          <w:szCs w:val="22"/>
+          <w:sz w:val="28"/>
+          <w:szCs w:val="28"/>
         </w:rPr>
         <w:t>Selected presentations</w:t>
       </w:r>
@@ -1234,23 +1299,23 @@
     <w:p>
       <w:pPr>
         <w:rPr>
-          <w:rFonts w:ascii="Helvetica Neue" w:eastAsia="Helvetica Neue" w:hAnsi="Helvetica Neue" w:cs="Helvetica Neue"/>
-          <w:sz w:val="22"/>
-          <w:szCs w:val="22"/>
-        </w:rPr>
-      </w:pPr>
-    </w:p>
-    <w:p>
-      <w:pPr>
-        <w:rPr>
-          <w:rFonts w:ascii="Helvetica Neue" w:eastAsia="Helvetica Neue" w:hAnsi="Helvetica Neue" w:cs="Helvetica Neue"/>
-          <w:sz w:val="22"/>
-          <w:szCs w:val="22"/>
-        </w:rPr>
-      </w:pPr>
-      <w:r>
-        <w:rPr>
-          <w:rFonts w:ascii="Helvetica Neue" w:eastAsia="Helvetica Neue" w:hAnsi="Helvetica Neue" w:cs="Helvetica Neue"/>
+          <w:rFonts w:ascii="Helvetica" w:eastAsia="Helvetica Neue" w:hAnsi="Helvetica" w:cstheme="majorHAnsi"/>
+          <w:sz w:val="22"/>
+          <w:szCs w:val="22"/>
+        </w:rPr>
+      </w:pPr>
+    </w:p>
+    <w:p>
+      <w:pPr>
+        <w:rPr>
+          <w:rFonts w:ascii="Helvetica" w:eastAsia="Helvetica Neue" w:hAnsi="Helvetica" w:cstheme="majorHAnsi"/>
+          <w:sz w:val="22"/>
+          <w:szCs w:val="22"/>
+        </w:rPr>
+      </w:pPr>
+      <w:r>
+        <w:rPr>
+          <w:rFonts w:ascii="Helvetica" w:eastAsia="Helvetica Neue" w:hAnsi="Helvetica" w:cstheme="majorHAnsi"/>
           <w:sz w:val="22"/>
           <w:szCs w:val="22"/>
         </w:rPr>
@@ -1258,7 +1323,7 @@
       </w:r>
       <w:r>
         <w:rPr>
-          <w:rFonts w:ascii="Helvetica Neue" w:eastAsia="Helvetica Neue" w:hAnsi="Helvetica Neue" w:cs="Helvetica Neue"/>
+          <w:rFonts w:ascii="Helvetica" w:eastAsia="Helvetica Neue" w:hAnsi="Helvetica" w:cstheme="majorHAnsi"/>
           <w:sz w:val="22"/>
           <w:szCs w:val="22"/>
         </w:rPr>
@@ -1266,25 +1331,41 @@
       </w:r>
       <w:r>
         <w:rPr>
-          <w:rFonts w:ascii="Helvetica Neue" w:eastAsia="Helvetica Neue" w:hAnsi="Helvetica Neue" w:cs="Helvetica Neue"/>
+          <w:rFonts w:ascii="Helvetica" w:eastAsia="Helvetica Neue" w:hAnsi="Helvetica" w:cstheme="majorHAnsi"/>
           <w:sz w:val="22"/>
           <w:szCs w:val="22"/>
         </w:rPr>
         <w:tab/>
-        <w:t>Society for Molecular Biology &amp; Evolution; Evolution; Social Lives of Viruses</w:t>
-      </w:r>
-    </w:p>
-    <w:p>
-      <w:pPr>
-        <w:rPr>
-          <w:rFonts w:ascii="Helvetica Neue" w:eastAsia="Helvetica Neue" w:hAnsi="Helvetica Neue" w:cs="Helvetica Neue"/>
-          <w:sz w:val="22"/>
-          <w:szCs w:val="22"/>
-        </w:rPr>
-      </w:pPr>
-      <w:r>
-        <w:rPr>
-          <w:rFonts w:ascii="Helvetica Neue" w:eastAsia="Helvetica Neue" w:hAnsi="Helvetica Neue" w:cs="Helvetica Neue"/>
+        <w:t xml:space="preserve">Atwood Colloquium in EEB; </w:t>
+      </w:r>
+      <w:r>
+        <w:rPr>
+          <w:rFonts w:ascii="Helvetica" w:eastAsia="Helvetica Neue" w:hAnsi="Helvetica" w:cstheme="majorHAnsi"/>
+          <w:sz w:val="22"/>
+          <w:szCs w:val="22"/>
+        </w:rPr>
+        <w:t>SMBE</w:t>
+      </w:r>
+      <w:r>
+        <w:rPr>
+          <w:rFonts w:ascii="Helvetica" w:eastAsia="Helvetica Neue" w:hAnsi="Helvetica" w:cstheme="majorHAnsi"/>
+          <w:sz w:val="22"/>
+          <w:szCs w:val="22"/>
+        </w:rPr>
+        <w:t>; Evolution; Social Lives of Viruses</w:t>
+      </w:r>
+    </w:p>
+    <w:p>
+      <w:pPr>
+        <w:rPr>
+          <w:rFonts w:ascii="Helvetica" w:eastAsia="Helvetica Neue" w:hAnsi="Helvetica" w:cstheme="majorHAnsi"/>
+          <w:sz w:val="22"/>
+          <w:szCs w:val="22"/>
+        </w:rPr>
+      </w:pPr>
+      <w:r>
+        <w:rPr>
+          <w:rFonts w:ascii="Helvetica" w:eastAsia="Helvetica Neue" w:hAnsi="Helvetica" w:cstheme="majorHAnsi"/>
           <w:sz w:val="22"/>
           <w:szCs w:val="22"/>
         </w:rPr>
@@ -1292,7 +1373,7 @@
       </w:r>
       <w:r>
         <w:rPr>
-          <w:rFonts w:ascii="Helvetica Neue" w:eastAsia="Helvetica Neue" w:hAnsi="Helvetica Neue" w:cs="Helvetica Neue"/>
+          <w:rFonts w:ascii="Helvetica" w:eastAsia="Helvetica Neue" w:hAnsi="Helvetica" w:cstheme="majorHAnsi"/>
           <w:sz w:val="22"/>
           <w:szCs w:val="22"/>
         </w:rPr>
@@ -1300,25 +1381,41 @@
       </w:r>
       <w:r>
         <w:rPr>
-          <w:rFonts w:ascii="Helvetica Neue" w:eastAsia="Helvetica Neue" w:hAnsi="Helvetica Neue" w:cs="Helvetica Neue"/>
+          <w:rFonts w:ascii="Helvetica" w:eastAsia="Helvetica Neue" w:hAnsi="Helvetica" w:cstheme="majorHAnsi"/>
           <w:sz w:val="22"/>
           <w:szCs w:val="22"/>
         </w:rPr>
         <w:tab/>
-        <w:t>Evolution; Society for Theory &amp; Modeling in Population Biology</w:t>
-      </w:r>
-    </w:p>
-    <w:p>
-      <w:pPr>
-        <w:rPr>
-          <w:rFonts w:ascii="Helvetica Neue" w:eastAsia="Helvetica Neue" w:hAnsi="Helvetica Neue" w:cs="Helvetica Neue"/>
-          <w:sz w:val="22"/>
-          <w:szCs w:val="22"/>
-        </w:rPr>
-      </w:pPr>
-      <w:r>
-        <w:rPr>
-          <w:rFonts w:ascii="Helvetica Neue" w:eastAsia="Helvetica Neue" w:hAnsi="Helvetica Neue" w:cs="Helvetica Neue"/>
+        <w:t xml:space="preserve">Evolution; Theory </w:t>
+      </w:r>
+      <w:r>
+        <w:rPr>
+          <w:rFonts w:ascii="Helvetica" w:eastAsia="Helvetica Neue" w:hAnsi="Helvetica" w:cstheme="majorHAnsi"/>
+          <w:sz w:val="22"/>
+          <w:szCs w:val="22"/>
+        </w:rPr>
+        <w:t>and</w:t>
+      </w:r>
+      <w:r>
+        <w:rPr>
+          <w:rFonts w:ascii="Helvetica" w:eastAsia="Helvetica Neue" w:hAnsi="Helvetica" w:cstheme="majorHAnsi"/>
+          <w:sz w:val="22"/>
+          <w:szCs w:val="22"/>
+        </w:rPr>
+        <w:t xml:space="preserve"> Modeling in Population Biology</w:t>
+      </w:r>
+    </w:p>
+    <w:p>
+      <w:pPr>
+        <w:rPr>
+          <w:rFonts w:ascii="Helvetica" w:eastAsia="Helvetica Neue" w:hAnsi="Helvetica" w:cstheme="majorHAnsi"/>
+          <w:sz w:val="22"/>
+          <w:szCs w:val="22"/>
+        </w:rPr>
+      </w:pPr>
+      <w:r>
+        <w:rPr>
+          <w:rFonts w:ascii="Helvetica" w:eastAsia="Helvetica Neue" w:hAnsi="Helvetica" w:cstheme="majorHAnsi"/>
           <w:sz w:val="22"/>
           <w:szCs w:val="22"/>
         </w:rPr>
@@ -1326,7 +1423,7 @@
       </w:r>
       <w:r>
         <w:rPr>
-          <w:rFonts w:ascii="Helvetica Neue" w:eastAsia="Helvetica Neue" w:hAnsi="Helvetica Neue" w:cs="Helvetica Neue"/>
+          <w:rFonts w:ascii="Helvetica" w:eastAsia="Helvetica Neue" w:hAnsi="Helvetica" w:cstheme="majorHAnsi"/>
           <w:sz w:val="22"/>
           <w:szCs w:val="22"/>
         </w:rPr>
@@ -1334,7 +1431,7 @@
       </w:r>
       <w:r>
         <w:rPr>
-          <w:rFonts w:ascii="Helvetica Neue" w:eastAsia="Helvetica Neue" w:hAnsi="Helvetica Neue" w:cs="Helvetica Neue"/>
+          <w:rFonts w:ascii="Helvetica" w:eastAsia="Helvetica Neue" w:hAnsi="Helvetica" w:cstheme="majorHAnsi"/>
           <w:sz w:val="22"/>
           <w:szCs w:val="22"/>
         </w:rPr>
@@ -1345,14 +1442,14 @@
     <w:p>
       <w:pPr>
         <w:rPr>
-          <w:rFonts w:ascii="Helvetica Neue" w:eastAsia="Helvetica Neue" w:hAnsi="Helvetica Neue" w:cs="Helvetica Neue"/>
-          <w:sz w:val="22"/>
-          <w:szCs w:val="22"/>
-        </w:rPr>
-      </w:pPr>
-      <w:r>
-        <w:rPr>
-          <w:rFonts w:ascii="Helvetica Neue" w:eastAsia="Helvetica Neue" w:hAnsi="Helvetica Neue" w:cs="Helvetica Neue"/>
+          <w:rFonts w:ascii="Helvetica" w:eastAsia="Helvetica Neue" w:hAnsi="Helvetica" w:cstheme="majorHAnsi"/>
+          <w:sz w:val="22"/>
+          <w:szCs w:val="22"/>
+        </w:rPr>
+      </w:pPr>
+      <w:r>
+        <w:rPr>
+          <w:rFonts w:ascii="Helvetica" w:eastAsia="Helvetica Neue" w:hAnsi="Helvetica" w:cstheme="majorHAnsi"/>
           <w:sz w:val="22"/>
           <w:szCs w:val="22"/>
         </w:rPr>
@@ -1360,7 +1457,7 @@
       </w:r>
       <w:r>
         <w:rPr>
-          <w:rFonts w:ascii="Helvetica Neue" w:eastAsia="Helvetica Neue" w:hAnsi="Helvetica Neue" w:cs="Helvetica Neue"/>
+          <w:rFonts w:ascii="Helvetica" w:eastAsia="Helvetica Neue" w:hAnsi="Helvetica" w:cstheme="majorHAnsi"/>
           <w:sz w:val="22"/>
           <w:szCs w:val="22"/>
         </w:rPr>
@@ -1368,18 +1465,18 @@
       </w:r>
       <w:r>
         <w:rPr>
-          <w:rFonts w:ascii="Helvetica Neue" w:eastAsia="Helvetica Neue" w:hAnsi="Helvetica Neue" w:cs="Helvetica Neue"/>
+          <w:rFonts w:ascii="Helvetica" w:eastAsia="Helvetica Neue" w:hAnsi="Helvetica" w:cstheme="majorHAnsi"/>
           <w:sz w:val="22"/>
           <w:szCs w:val="22"/>
         </w:rPr>
         <w:tab/>
-        <w:t>Ecology &amp; Evolution of Infectious Diseases; University of Toronto Atwood Colloquium in EEB</w:t>
-      </w:r>
-    </w:p>
-    <w:p>
-      <w:pPr>
-        <w:rPr>
-          <w:rFonts w:ascii="Helvetica Neue" w:eastAsia="Helvetica Neue" w:hAnsi="Helvetica Neue" w:cs="Helvetica Neue"/>
+        <w:t>Ecology &amp; Evolution of Infectious Diseases; Atwood Colloquium in EEB</w:t>
+      </w:r>
+    </w:p>
+    <w:p>
+      <w:pPr>
+        <w:rPr>
+          <w:rFonts w:ascii="Helvetica" w:eastAsia="Helvetica Neue" w:hAnsi="Helvetica" w:cstheme="majorHAnsi"/>
           <w:sz w:val="22"/>
           <w:szCs w:val="22"/>
         </w:rPr>
@@ -1391,20 +1488,20 @@
           <w:bottom w:val="single" w:sz="6" w:space="1" w:color="000000"/>
         </w:pBdr>
         <w:rPr>
-          <w:rFonts w:ascii="Helvetica Neue" w:eastAsia="Helvetica Neue" w:hAnsi="Helvetica Neue" w:cs="Helvetica Neue"/>
+          <w:rFonts w:ascii="Helvetica" w:eastAsia="Helvetica Neue" w:hAnsi="Helvetica" w:cstheme="majorHAnsi"/>
           <w:b/>
           <w:bCs/>
-          <w:sz w:val="22"/>
-          <w:szCs w:val="22"/>
-        </w:rPr>
-      </w:pPr>
-      <w:r>
-        <w:rPr>
-          <w:rFonts w:ascii="Helvetica Neue" w:eastAsia="Helvetica Neue" w:hAnsi="Helvetica Neue" w:cs="Helvetica Neue"/>
+          <w:sz w:val="28"/>
+          <w:szCs w:val="28"/>
+        </w:rPr>
+      </w:pPr>
+      <w:r>
+        <w:rPr>
+          <w:rFonts w:ascii="Helvetica" w:eastAsia="Helvetica Neue" w:hAnsi="Helvetica" w:cstheme="majorHAnsi"/>
           <w:b/>
           <w:bCs/>
-          <w:sz w:val="22"/>
-          <w:szCs w:val="22"/>
+          <w:sz w:val="28"/>
+          <w:szCs w:val="28"/>
         </w:rPr>
         <w:t>Selected service</w:t>
       </w:r>
@@ -1415,7 +1512,7 @@
           <w:tab w:val="left" w:pos="993"/>
         </w:tabs>
         <w:rPr>
-          <w:rFonts w:ascii="Helvetica Neue" w:eastAsia="Helvetica Neue" w:hAnsi="Helvetica Neue" w:cs="Helvetica Neue"/>
+          <w:rFonts w:ascii="Helvetica" w:eastAsia="Helvetica Neue" w:hAnsi="Helvetica" w:cstheme="majorHAnsi"/>
           <w:sz w:val="22"/>
           <w:szCs w:val="22"/>
         </w:rPr>
@@ -1427,14 +1524,14 @@
           <w:tab w:val="left" w:pos="993"/>
         </w:tabs>
         <w:rPr>
-          <w:rFonts w:ascii="Helvetica Neue" w:eastAsia="Helvetica Neue" w:hAnsi="Helvetica Neue" w:cs="Helvetica Neue"/>
-          <w:sz w:val="22"/>
-          <w:szCs w:val="22"/>
-        </w:rPr>
-      </w:pPr>
-      <w:r>
-        <w:rPr>
-          <w:rFonts w:ascii="Helvetica Neue" w:eastAsia="Helvetica Neue" w:hAnsi="Helvetica Neue" w:cs="Helvetica Neue"/>
+          <w:rFonts w:ascii="Helvetica" w:eastAsia="Helvetica Neue" w:hAnsi="Helvetica" w:cstheme="majorHAnsi"/>
+          <w:sz w:val="22"/>
+          <w:szCs w:val="22"/>
+        </w:rPr>
+      </w:pPr>
+      <w:r>
+        <w:rPr>
+          <w:rFonts w:ascii="Helvetica" w:eastAsia="Helvetica Neue" w:hAnsi="Helvetica" w:cstheme="majorHAnsi"/>
           <w:sz w:val="22"/>
           <w:szCs w:val="22"/>
         </w:rPr>
@@ -1442,7 +1539,7 @@
       </w:r>
       <w:r>
         <w:rPr>
-          <w:rFonts w:ascii="Helvetica Neue" w:eastAsia="Helvetica Neue" w:hAnsi="Helvetica Neue" w:cs="Helvetica Neue"/>
+          <w:rFonts w:ascii="Helvetica" w:eastAsia="Helvetica Neue" w:hAnsi="Helvetica" w:cstheme="majorHAnsi"/>
           <w:sz w:val="22"/>
           <w:szCs w:val="22"/>
         </w:rPr>
@@ -1450,7 +1547,7 @@
       </w:r>
       <w:r>
         <w:rPr>
-          <w:rFonts w:ascii="Helvetica Neue" w:eastAsia="Helvetica Neue" w:hAnsi="Helvetica Neue" w:cs="Helvetica Neue"/>
+          <w:rFonts w:ascii="Helvetica" w:eastAsia="Helvetica Neue" w:hAnsi="Helvetica" w:cstheme="majorHAnsi"/>
           <w:sz w:val="22"/>
           <w:szCs w:val="22"/>
         </w:rPr>
@@ -1459,7 +1556,7 @@
       </w:r>
       <w:r>
         <w:rPr>
-          <w:rFonts w:ascii="Helvetica Neue" w:eastAsia="Helvetica Neue" w:hAnsi="Helvetica Neue" w:cs="Helvetica Neue"/>
+          <w:rFonts w:ascii="Helvetica" w:eastAsia="Helvetica Neue" w:hAnsi="Helvetica" w:cstheme="majorHAnsi"/>
           <w:i/>
           <w:iCs/>
           <w:sz w:val="22"/>
@@ -1469,7 +1566,7 @@
       </w:r>
       <w:r>
         <w:rPr>
-          <w:rFonts w:ascii="Helvetica Neue" w:eastAsia="Helvetica Neue" w:hAnsi="Helvetica Neue" w:cs="Helvetica Neue"/>
+          <w:rFonts w:ascii="Helvetica" w:eastAsia="Helvetica Neue" w:hAnsi="Helvetica" w:cstheme="majorHAnsi"/>
           <w:sz w:val="22"/>
           <w:szCs w:val="22"/>
         </w:rPr>
@@ -1477,7 +1574,7 @@
       </w:r>
       <w:r>
         <w:rPr>
-          <w:rFonts w:ascii="Helvetica Neue" w:eastAsia="Helvetica Neue" w:hAnsi="Helvetica Neue" w:cs="Helvetica Neue"/>
+          <w:rFonts w:ascii="Helvetica" w:eastAsia="Helvetica Neue" w:hAnsi="Helvetica" w:cstheme="majorHAnsi"/>
           <w:i/>
           <w:iCs/>
           <w:sz w:val="22"/>
@@ -1487,7 +1584,7 @@
       </w:r>
       <w:r>
         <w:rPr>
-          <w:rFonts w:ascii="Helvetica Neue" w:eastAsia="Helvetica Neue" w:hAnsi="Helvetica Neue" w:cs="Helvetica Neue"/>
+          <w:rFonts w:ascii="Helvetica" w:eastAsia="Helvetica Neue" w:hAnsi="Helvetica" w:cstheme="majorHAnsi"/>
           <w:sz w:val="22"/>
           <w:szCs w:val="22"/>
         </w:rPr>
@@ -1496,7 +1593,7 @@
       <w:proofErr w:type="spellStart"/>
       <w:r>
         <w:rPr>
-          <w:rFonts w:ascii="Helvetica Neue" w:eastAsia="Helvetica Neue" w:hAnsi="Helvetica Neue" w:cs="Helvetica Neue"/>
+          <w:rFonts w:ascii="Helvetica" w:eastAsia="Helvetica Neue" w:hAnsi="Helvetica" w:cstheme="majorHAnsi"/>
           <w:i/>
           <w:iCs/>
           <w:sz w:val="22"/>
@@ -1507,7 +1604,7 @@
       <w:proofErr w:type="spellEnd"/>
       <w:r>
         <w:rPr>
-          <w:rFonts w:ascii="Helvetica Neue" w:eastAsia="Helvetica Neue" w:hAnsi="Helvetica Neue" w:cs="Helvetica Neue"/>
+          <w:rFonts w:ascii="Helvetica" w:eastAsia="Helvetica Neue" w:hAnsi="Helvetica" w:cstheme="majorHAnsi"/>
           <w:sz w:val="22"/>
           <w:szCs w:val="22"/>
         </w:rPr>
@@ -1515,7 +1612,7 @@
       </w:r>
       <w:r>
         <w:rPr>
-          <w:rFonts w:ascii="Helvetica Neue" w:eastAsia="Helvetica Neue" w:hAnsi="Helvetica Neue" w:cs="Helvetica Neue"/>
+          <w:rFonts w:ascii="Helvetica" w:eastAsia="Helvetica Neue" w:hAnsi="Helvetica" w:cstheme="majorHAnsi"/>
           <w:i/>
           <w:iCs/>
           <w:sz w:val="22"/>
@@ -1525,7 +1622,7 @@
       </w:r>
       <w:r>
         <w:rPr>
-          <w:rFonts w:ascii="Helvetica Neue" w:eastAsia="Helvetica Neue" w:hAnsi="Helvetica Neue" w:cs="Helvetica Neue"/>
+          <w:rFonts w:ascii="Helvetica" w:eastAsia="Helvetica Neue" w:hAnsi="Helvetica" w:cstheme="majorHAnsi"/>
           <w:sz w:val="22"/>
           <w:szCs w:val="22"/>
         </w:rPr>
@@ -1533,7 +1630,7 @@
       </w:r>
       <w:r>
         <w:rPr>
-          <w:rFonts w:ascii="Helvetica Neue" w:eastAsia="Helvetica Neue" w:hAnsi="Helvetica Neue" w:cs="Helvetica Neue"/>
+          <w:rFonts w:ascii="Helvetica" w:eastAsia="Helvetica Neue" w:hAnsi="Helvetica" w:cstheme="majorHAnsi"/>
           <w:i/>
           <w:iCs/>
           <w:sz w:val="22"/>
@@ -1543,7 +1640,7 @@
       </w:r>
       <w:r>
         <w:rPr>
-          <w:rFonts w:ascii="Helvetica Neue" w:eastAsia="Helvetica Neue" w:hAnsi="Helvetica Neue" w:cs="Helvetica Neue"/>
+          <w:rFonts w:ascii="Helvetica" w:eastAsia="Helvetica Neue" w:hAnsi="Helvetica" w:cstheme="majorHAnsi"/>
           <w:sz w:val="22"/>
           <w:szCs w:val="22"/>
         </w:rPr>
@@ -1551,7 +1648,7 @@
       </w:r>
       <w:r>
         <w:rPr>
-          <w:rFonts w:ascii="Helvetica Neue" w:eastAsia="Helvetica Neue" w:hAnsi="Helvetica Neue" w:cs="Helvetica Neue"/>
+          <w:rFonts w:ascii="Helvetica" w:eastAsia="Helvetica Neue" w:hAnsi="Helvetica" w:cstheme="majorHAnsi"/>
           <w:i/>
           <w:iCs/>
           <w:sz w:val="22"/>
@@ -1561,7 +1658,7 @@
       </w:r>
       <w:r>
         <w:rPr>
-          <w:rFonts w:ascii="Helvetica Neue" w:eastAsia="Helvetica Neue" w:hAnsi="Helvetica Neue" w:cs="Helvetica Neue"/>
+          <w:rFonts w:ascii="Helvetica" w:eastAsia="Helvetica Neue" w:hAnsi="Helvetica" w:cstheme="majorHAnsi"/>
           <w:sz w:val="22"/>
           <w:szCs w:val="22"/>
         </w:rPr>
@@ -1574,14 +1671,14 @@
           <w:tab w:val="left" w:pos="993"/>
         </w:tabs>
         <w:rPr>
-          <w:rFonts w:ascii="Helvetica Neue" w:eastAsia="Helvetica Neue" w:hAnsi="Helvetica Neue" w:cs="Helvetica Neue"/>
-          <w:sz w:val="22"/>
-          <w:szCs w:val="22"/>
-        </w:rPr>
-      </w:pPr>
-      <w:r>
-        <w:rPr>
-          <w:rFonts w:ascii="Helvetica Neue" w:eastAsia="Helvetica Neue" w:hAnsi="Helvetica Neue" w:cs="Helvetica Neue"/>
+          <w:rFonts w:ascii="Helvetica" w:eastAsia="Helvetica Neue" w:hAnsi="Helvetica" w:cstheme="majorHAnsi"/>
+          <w:sz w:val="22"/>
+          <w:szCs w:val="22"/>
+        </w:rPr>
+      </w:pPr>
+      <w:r>
+        <w:rPr>
+          <w:rFonts w:ascii="Helvetica" w:eastAsia="Helvetica Neue" w:hAnsi="Helvetica" w:cstheme="majorHAnsi"/>
           <w:sz w:val="22"/>
           <w:szCs w:val="22"/>
         </w:rPr>
@@ -1589,7 +1686,7 @@
       </w:r>
       <w:r>
         <w:rPr>
-          <w:rFonts w:ascii="Helvetica Neue" w:eastAsia="Helvetica Neue" w:hAnsi="Helvetica Neue" w:cs="Helvetica Neue"/>
+          <w:rFonts w:ascii="Helvetica" w:eastAsia="Helvetica Neue" w:hAnsi="Helvetica" w:cstheme="majorHAnsi"/>
           <w:sz w:val="22"/>
           <w:szCs w:val="22"/>
         </w:rPr>
@@ -1597,7 +1694,7 @@
       </w:r>
       <w:r>
         <w:rPr>
-          <w:rFonts w:ascii="Helvetica Neue" w:eastAsia="Helvetica Neue" w:hAnsi="Helvetica Neue" w:cs="Helvetica Neue"/>
+          <w:rFonts w:ascii="Helvetica" w:eastAsia="Helvetica Neue" w:hAnsi="Helvetica" w:cstheme="majorHAnsi"/>
           <w:sz w:val="22"/>
           <w:szCs w:val="22"/>
         </w:rPr>
@@ -1611,22 +1708,23 @@
           <w:tab w:val="left" w:pos="993"/>
         </w:tabs>
         <w:rPr>
-          <w:rFonts w:ascii="Helvetica Neue" w:eastAsia="Helvetica Neue" w:hAnsi="Helvetica Neue" w:cs="Helvetica Neue"/>
-          <w:sz w:val="22"/>
-          <w:szCs w:val="22"/>
-        </w:rPr>
-      </w:pPr>
-      <w:r>
-        <w:rPr>
-          <w:rFonts w:ascii="Helvetica Neue" w:eastAsia="Helvetica Neue" w:hAnsi="Helvetica Neue" w:cs="Helvetica Neue"/>
-          <w:sz w:val="22"/>
-          <w:szCs w:val="22"/>
-        </w:rPr>
-        <w:t>2024-</w:t>
-      </w:r>
-      <w:r>
-        <w:rPr>
-          <w:rFonts w:ascii="Helvetica Neue" w:eastAsia="Helvetica Neue" w:hAnsi="Helvetica Neue" w:cs="Helvetica Neue"/>
+          <w:rFonts w:ascii="Helvetica" w:eastAsia="Helvetica Neue" w:hAnsi="Helvetica" w:cstheme="majorHAnsi"/>
+          <w:sz w:val="22"/>
+          <w:szCs w:val="22"/>
+        </w:rPr>
+      </w:pPr>
+      <w:r>
+        <w:rPr>
+          <w:rFonts w:ascii="Helvetica" w:eastAsia="Helvetica Neue" w:hAnsi="Helvetica" w:cstheme="majorHAnsi"/>
+          <w:sz w:val="22"/>
+          <w:szCs w:val="22"/>
+        </w:rPr>
+        <w:lastRenderedPageBreak/>
+        <w:t>2024-27</w:t>
+      </w:r>
+      <w:r>
+        <w:rPr>
+          <w:rFonts w:ascii="Helvetica" w:eastAsia="Helvetica Neue" w:hAnsi="Helvetica" w:cstheme="majorHAnsi"/>
           <w:sz w:val="22"/>
           <w:szCs w:val="22"/>
         </w:rPr>
@@ -1634,7 +1732,7 @@
       </w:r>
       <w:r>
         <w:rPr>
-          <w:rFonts w:ascii="Helvetica Neue" w:eastAsia="Helvetica Neue" w:hAnsi="Helvetica Neue" w:cs="Helvetica Neue"/>
+          <w:rFonts w:ascii="Helvetica" w:eastAsia="Helvetica Neue" w:hAnsi="Helvetica" w:cstheme="majorHAnsi"/>
           <w:sz w:val="22"/>
           <w:szCs w:val="22"/>
         </w:rPr>
@@ -1644,31 +1742,26 @@
     </w:p>
     <w:p>
       <w:pPr>
-        <w:numPr>
-          <w:ilvl w:val="1"/>
-          <w:numId w:val="3"/>
-        </w:numPr>
-        <w:pBdr>
-          <w:top w:val="nil"/>
-          <w:left w:val="nil"/>
-          <w:bottom w:val="nil"/>
-          <w:right w:val="nil"/>
-          <w:between w:val="nil"/>
-        </w:pBdr>
         <w:tabs>
           <w:tab w:val="left" w:pos="993"/>
         </w:tabs>
         <w:rPr>
-          <w:rFonts w:ascii="Helvetica Neue" w:eastAsia="Helvetica Neue" w:hAnsi="Helvetica Neue" w:cs="Helvetica Neue"/>
-          <w:color w:val="000000"/>
-          <w:sz w:val="22"/>
-          <w:szCs w:val="22"/>
-        </w:rPr>
-      </w:pPr>
-      <w:r>
-        <w:rPr>
-          <w:rFonts w:ascii="Helvetica Neue" w:eastAsia="Helvetica Neue" w:hAnsi="Helvetica Neue" w:cs="Helvetica Neue"/>
-          <w:color w:val="000000"/>
+          <w:rFonts w:ascii="Helvetica" w:eastAsia="Helvetica Neue" w:hAnsi="Helvetica" w:cstheme="majorHAnsi"/>
+          <w:sz w:val="22"/>
+          <w:szCs w:val="22"/>
+        </w:rPr>
+      </w:pPr>
+      <w:r>
+        <w:rPr>
+          <w:rFonts w:ascii="Helvetica" w:eastAsia="Helvetica Neue" w:hAnsi="Helvetica" w:cstheme="majorHAnsi"/>
+          <w:sz w:val="22"/>
+          <w:szCs w:val="22"/>
+        </w:rPr>
+        <w:t>2022-23</w:t>
+      </w:r>
+      <w:r>
+        <w:rPr>
+          <w:rFonts w:ascii="Helvetica" w:eastAsia="Helvetica Neue" w:hAnsi="Helvetica" w:cstheme="majorHAnsi"/>
           <w:sz w:val="22"/>
           <w:szCs w:val="22"/>
         </w:rPr>
@@ -1676,70 +1769,7 @@
       </w:r>
       <w:r>
         <w:rPr>
-          <w:rFonts w:ascii="Helvetica Neue" w:eastAsia="Helvetica Neue" w:hAnsi="Helvetica Neue" w:cs="Helvetica Neue"/>
-          <w:color w:val="000000"/>
-          <w:sz w:val="22"/>
-          <w:szCs w:val="22"/>
-        </w:rPr>
-        <w:tab/>
-        <w:t>Member of D</w:t>
-      </w:r>
-      <w:r>
-        <w:rPr>
-          <w:rFonts w:ascii="Helvetica Neue" w:eastAsia="Helvetica Neue" w:hAnsi="Helvetica Neue" w:cs="Helvetica Neue"/>
-          <w:sz w:val="22"/>
-          <w:szCs w:val="22"/>
-        </w:rPr>
-        <w:t xml:space="preserve">ept. of </w:t>
-      </w:r>
-      <w:r>
-        <w:rPr>
-          <w:rFonts w:ascii="Helvetica Neue" w:eastAsia="Helvetica Neue" w:hAnsi="Helvetica Neue" w:cs="Helvetica Neue"/>
-          <w:color w:val="000000"/>
-          <w:sz w:val="22"/>
-          <w:szCs w:val="22"/>
-        </w:rPr>
-        <w:t xml:space="preserve">Ecology &amp; Evolutionary Biology Wellness Committee, EDI </w:t>
-      </w:r>
-      <w:r>
-        <w:rPr>
-          <w:rFonts w:ascii="Helvetica Neue" w:eastAsia="Helvetica Neue" w:hAnsi="Helvetica Neue" w:cs="Helvetica Neue"/>
-          <w:sz w:val="22"/>
-          <w:szCs w:val="22"/>
-        </w:rPr>
-        <w:t>Subcommittee</w:t>
-      </w:r>
-    </w:p>
-    <w:p>
-      <w:pPr>
-        <w:tabs>
-          <w:tab w:val="left" w:pos="993"/>
-        </w:tabs>
-        <w:rPr>
-          <w:rFonts w:ascii="Helvetica Neue" w:eastAsia="Helvetica Neue" w:hAnsi="Helvetica Neue" w:cs="Helvetica Neue"/>
-          <w:sz w:val="22"/>
-          <w:szCs w:val="22"/>
-        </w:rPr>
-      </w:pPr>
-      <w:r>
-        <w:rPr>
-          <w:rFonts w:ascii="Helvetica Neue" w:eastAsia="Helvetica Neue" w:hAnsi="Helvetica Neue" w:cs="Helvetica Neue"/>
-          <w:sz w:val="22"/>
-          <w:szCs w:val="22"/>
-        </w:rPr>
-        <w:t>2022-23</w:t>
-      </w:r>
-      <w:r>
-        <w:rPr>
-          <w:rFonts w:ascii="Helvetica Neue" w:eastAsia="Helvetica Neue" w:hAnsi="Helvetica Neue" w:cs="Helvetica Neue"/>
-          <w:sz w:val="22"/>
-          <w:szCs w:val="22"/>
-        </w:rPr>
-        <w:tab/>
-      </w:r>
-      <w:r>
-        <w:rPr>
-          <w:rFonts w:ascii="Helvetica Neue" w:eastAsia="Helvetica Neue" w:hAnsi="Helvetica Neue" w:cs="Helvetica Neue"/>
+          <w:rFonts w:ascii="Helvetica" w:eastAsia="Helvetica Neue" w:hAnsi="Helvetica" w:cstheme="majorHAnsi"/>
           <w:sz w:val="22"/>
           <w:szCs w:val="22"/>
         </w:rPr>
@@ -1802,83 +1832,90 @@
   <w:p>
     <w:pPr>
       <w:rPr>
-        <w:rFonts w:ascii="Helvetica Neue" w:eastAsia="Helvetica Neue" w:hAnsi="Helvetica Neue" w:cs="Helvetica Neue"/>
+        <w:rFonts w:ascii="Helvetica" w:eastAsia="Helvetica Neue" w:hAnsi="Helvetica" w:cs="Helvetica Neue"/>
         <w:b/>
         <w:bCs/>
         <w:color w:val="D9D9D9"/>
+        <w:sz w:val="32"/>
+        <w:szCs w:val="32"/>
       </w:rPr>
     </w:pPr>
     <w:r>
       <w:rPr>
-        <w:rFonts w:ascii="Helvetica Neue" w:eastAsia="Helvetica Neue" w:hAnsi="Helvetica Neue" w:cs="Helvetica Neue"/>
+        <w:rFonts w:ascii="Helvetica" w:eastAsia="Helvetica Neue" w:hAnsi="Helvetica" w:cs="Helvetica Neue"/>
+        <w:b/>
+        <w:bCs/>
+        <w:color w:val="7F7F7F" w:themeColor="text1" w:themeTint="80"/>
+        <w:sz w:val="32"/>
+        <w:szCs w:val="32"/>
+      </w:rPr>
+      <w:t>Mete K. Yuksel</w:t>
+    </w:r>
+    <w:r>
+      <w:rPr>
+        <w:rFonts w:ascii="Helvetica" w:eastAsia="Helvetica Neue" w:hAnsi="Helvetica" w:cs="Helvetica Neue"/>
         <w:b/>
         <w:bCs/>
         <w:color w:val="000000"/>
         <w:sz w:val="32"/>
         <w:szCs w:val="32"/>
       </w:rPr>
-      <w:t>Mete K. Yuksel</w:t>
+      <w:tab/>
     </w:r>
     <w:r>
       <w:rPr>
-        <w:rFonts w:ascii="Helvetica Neue" w:eastAsia="Helvetica Neue" w:hAnsi="Helvetica Neue" w:cs="Helvetica Neue"/>
+        <w:rFonts w:ascii="Helvetica" w:eastAsia="Helvetica Neue" w:hAnsi="Helvetica" w:cs="Helvetica Neue"/>
         <w:b/>
         <w:bCs/>
         <w:color w:val="000000"/>
+        <w:sz w:val="32"/>
+        <w:szCs w:val="32"/>
       </w:rPr>
       <w:tab/>
     </w:r>
     <w:r>
       <w:rPr>
-        <w:rFonts w:ascii="Helvetica Neue" w:eastAsia="Helvetica Neue" w:hAnsi="Helvetica Neue" w:cs="Helvetica Neue"/>
+        <w:rFonts w:ascii="Helvetica" w:eastAsia="Helvetica Neue" w:hAnsi="Helvetica" w:cs="Helvetica Neue"/>
         <w:b/>
         <w:bCs/>
         <w:color w:val="000000"/>
+        <w:sz w:val="32"/>
+        <w:szCs w:val="32"/>
       </w:rPr>
       <w:tab/>
     </w:r>
     <w:r>
       <w:rPr>
-        <w:rFonts w:ascii="Helvetica Neue" w:eastAsia="Helvetica Neue" w:hAnsi="Helvetica Neue" w:cs="Helvetica Neue"/>
+        <w:rFonts w:ascii="Helvetica" w:eastAsia="Helvetica Neue" w:hAnsi="Helvetica" w:cs="Helvetica Neue"/>
         <w:b/>
         <w:bCs/>
         <w:color w:val="000000"/>
+        <w:sz w:val="32"/>
+        <w:szCs w:val="32"/>
+      </w:rPr>
+      <w:tab/>
+      <w:t xml:space="preserve">        </w:t>
+    </w:r>
+    <w:r>
+      <w:rPr>
+        <w:rFonts w:ascii="Helvetica" w:eastAsia="Helvetica Neue" w:hAnsi="Helvetica" w:cs="Helvetica Neue"/>
+        <w:b/>
+        <w:bCs/>
+        <w:color w:val="000000"/>
+        <w:sz w:val="32"/>
+        <w:szCs w:val="32"/>
       </w:rPr>
       <w:tab/>
     </w:r>
-    <w:r>
-      <w:rPr>
-        <w:rFonts w:ascii="Helvetica Neue" w:eastAsia="Helvetica Neue" w:hAnsi="Helvetica Neue" w:cs="Helvetica Neue"/>
-        <w:b/>
-        <w:bCs/>
-      </w:rPr>
-      <w:tab/>
-    </w:r>
-    <w:r>
-      <w:rPr>
-        <w:rFonts w:ascii="Helvetica Neue" w:eastAsia="Helvetica Neue" w:hAnsi="Helvetica Neue" w:cs="Helvetica Neue"/>
-        <w:b/>
-        <w:bCs/>
-      </w:rPr>
-      <w:tab/>
-    </w:r>
-    <w:r>
-      <w:rPr>
-        <w:rFonts w:ascii="Helvetica Neue" w:eastAsia="Helvetica Neue" w:hAnsi="Helvetica Neue" w:cs="Helvetica Neue"/>
-        <w:b/>
-        <w:bCs/>
-      </w:rPr>
-      <w:tab/>
-      <w:t xml:space="preserve">            </w:t>
-    </w:r>
-    <w:hyperlink r:id="rId1">
-      <w:r>
-        <w:rPr>
-          <w:rFonts w:ascii="Helvetica Neue" w:eastAsia="Helvetica Neue" w:hAnsi="Helvetica Neue" w:cs="Helvetica Neue"/>
+    <w:hyperlink r:id="rId1" w:history="1">
+      <w:r>
+        <w:rPr>
+          <w:rStyle w:val="Hyperlink"/>
+          <w:rFonts w:ascii="Helvetica" w:eastAsia="Helvetica Neue" w:hAnsi="Helvetica" w:cs="Helvetica Neue"/>
           <w:b/>
           <w:bCs/>
-          <w:color w:val="0563C1"/>
-          <w:u w:val="single"/>
+          <w:sz w:val="32"/>
+          <w:szCs w:val="32"/>
         </w:rPr>
         <w:t>mete.yuksel@mail.utoronto.ca</w:t>
       </w:r>
@@ -1887,80 +1924,98 @@
   <w:p>
     <w:pPr>
       <w:rPr>
-        <w:rFonts w:ascii="Helvetica Neue" w:eastAsia="Helvetica Neue" w:hAnsi="Helvetica Neue" w:cs="Helvetica Neue"/>
+        <w:rFonts w:ascii="Helvetica" w:eastAsia="Helvetica Neue" w:hAnsi="Helvetica" w:cs="Helvetica Neue"/>
         <w:b/>
         <w:bCs/>
+        <w:sz w:val="32"/>
+        <w:szCs w:val="32"/>
       </w:rPr>
     </w:pPr>
     <w:r>
       <w:rPr>
-        <w:rFonts w:ascii="Helvetica Neue" w:eastAsia="Helvetica Neue" w:hAnsi="Helvetica Neue" w:cs="Helvetica Neue"/>
+        <w:rFonts w:ascii="Helvetica" w:eastAsia="Helvetica Neue" w:hAnsi="Helvetica" w:cs="Helvetica Neue"/>
         <w:b/>
         <w:bCs/>
         <w:color w:val="D9D9D9"/>
+        <w:sz w:val="32"/>
+        <w:szCs w:val="32"/>
       </w:rPr>
       <w:tab/>
     </w:r>
     <w:r>
       <w:rPr>
-        <w:rFonts w:ascii="Helvetica Neue" w:eastAsia="Helvetica Neue" w:hAnsi="Helvetica Neue" w:cs="Helvetica Neue"/>
+        <w:rFonts w:ascii="Helvetica" w:eastAsia="Helvetica Neue" w:hAnsi="Helvetica" w:cs="Helvetica Neue"/>
         <w:b/>
         <w:bCs/>
         <w:color w:val="D9D9D9"/>
+        <w:sz w:val="32"/>
+        <w:szCs w:val="32"/>
       </w:rPr>
       <w:tab/>
     </w:r>
     <w:r>
       <w:rPr>
-        <w:rFonts w:ascii="Helvetica Neue" w:eastAsia="Helvetica Neue" w:hAnsi="Helvetica Neue" w:cs="Helvetica Neue"/>
+        <w:rFonts w:ascii="Helvetica" w:eastAsia="Helvetica Neue" w:hAnsi="Helvetica" w:cs="Helvetica Neue"/>
         <w:b/>
         <w:bCs/>
         <w:color w:val="D9D9D9"/>
+        <w:sz w:val="32"/>
+        <w:szCs w:val="32"/>
       </w:rPr>
       <w:tab/>
     </w:r>
     <w:r>
       <w:rPr>
-        <w:rFonts w:ascii="Helvetica Neue" w:eastAsia="Helvetica Neue" w:hAnsi="Helvetica Neue" w:cs="Helvetica Neue"/>
+        <w:rFonts w:ascii="Helvetica" w:eastAsia="Helvetica Neue" w:hAnsi="Helvetica" w:cs="Helvetica Neue"/>
         <w:b/>
         <w:bCs/>
         <w:color w:val="D9D9D9"/>
+        <w:sz w:val="32"/>
+        <w:szCs w:val="32"/>
       </w:rPr>
       <w:tab/>
     </w:r>
     <w:r>
       <w:rPr>
-        <w:rFonts w:ascii="Helvetica Neue" w:eastAsia="Helvetica Neue" w:hAnsi="Helvetica Neue" w:cs="Helvetica Neue"/>
+        <w:rFonts w:ascii="Helvetica" w:eastAsia="Helvetica Neue" w:hAnsi="Helvetica" w:cs="Helvetica Neue"/>
         <w:b/>
         <w:bCs/>
         <w:color w:val="D9D9D9"/>
+        <w:sz w:val="32"/>
+        <w:szCs w:val="32"/>
       </w:rPr>
       <w:tab/>
     </w:r>
     <w:r>
       <w:rPr>
-        <w:rFonts w:ascii="Helvetica Neue" w:eastAsia="Helvetica Neue" w:hAnsi="Helvetica Neue" w:cs="Helvetica Neue"/>
+        <w:rFonts w:ascii="Helvetica" w:eastAsia="Helvetica Neue" w:hAnsi="Helvetica" w:cs="Helvetica Neue"/>
         <w:b/>
         <w:bCs/>
         <w:color w:val="D9D9D9"/>
+        <w:sz w:val="32"/>
+        <w:szCs w:val="32"/>
       </w:rPr>
       <w:tab/>
     </w:r>
     <w:r>
       <w:rPr>
-        <w:rFonts w:ascii="Helvetica Neue" w:eastAsia="Helvetica Neue" w:hAnsi="Helvetica Neue" w:cs="Helvetica Neue"/>
+        <w:rFonts w:ascii="Helvetica" w:eastAsia="Helvetica Neue" w:hAnsi="Helvetica" w:cs="Helvetica Neue"/>
         <w:b/>
         <w:bCs/>
         <w:color w:val="D9D9D9"/>
+        <w:sz w:val="32"/>
+        <w:szCs w:val="32"/>
       </w:rPr>
       <w:tab/>
     </w:r>
     <w:r>
       <w:rPr>
-        <w:rFonts w:ascii="Helvetica Neue" w:eastAsia="Helvetica Neue" w:hAnsi="Helvetica Neue" w:cs="Helvetica Neue"/>
+        <w:rFonts w:ascii="Helvetica" w:eastAsia="Helvetica Neue" w:hAnsi="Helvetica" w:cs="Helvetica Neue"/>
         <w:b/>
         <w:bCs/>
         <w:color w:val="D9D9D9"/>
+        <w:sz w:val="32"/>
+        <w:szCs w:val="32"/>
       </w:rPr>
       <w:tab/>
       <w:t xml:space="preserve">  </w:t>
@@ -1972,16 +2027,129 @@
 <file path=word/numbering.xml><?xml version="1.0" encoding="utf-8"?>
 <w:numbering xmlns:wpc="http://schemas.microsoft.com/office/word/2010/wordprocessingCanvas" xmlns:cx="http://schemas.microsoft.com/office/drawing/2014/chartex" xmlns:cx1="http://schemas.microsoft.com/office/drawing/2015/9/8/chartex" xmlns:cx2="http://schemas.microsoft.com/office/drawing/2015/10/21/chartex" xmlns:cx3="http://schemas.microsoft.com/office/drawing/2016/5/9/chartex" xmlns:cx4="http://schemas.microsoft.com/office/drawing/2016/5/10/chartex" xmlns:cx5="http://schemas.microsoft.com/office/drawing/2016/5/11/chartex" xmlns:cx6="http://schemas.microsoft.com/office/drawing/2016/5/12/chartex" xmlns:cx7="http://schemas.microsoft.com/office/drawing/2016/5/13/chartex" xmlns:cx8="http://schemas.microsoft.com/office/drawing/2016/5/14/chartex" xmlns:mc="http://schemas.openxmlformats.org/markup-compatibility/2006" xmlns:aink="http://schemas.microsoft.com/office/drawing/2016/ink" xmlns:am3d="http://schemas.microsoft.com/office/drawing/2017/model3d" xmlns:o="urn:schemas-microsoft-com:office:office" xmlns:oel="http://schemas.microsoft.com/office/2019/extlst" xmlns:r="http://schemas.openxmlformats.org/officeDocument/2006/relationships" xmlns:m="http://schemas.openxmlformats.org/officeDocument/2006/math" xmlns:v="urn:schemas-microsoft-com:vml" xmlns:wp14="http://schemas.microsoft.com/office/word/2010/wordprocessingDrawing" xmlns:wp="http://schemas.openxmlformats.org/drawingml/2006/wordprocessingDrawing" xmlns:w10="urn:schemas-microsoft-com:office:word" xmlns:w="http://schemas.openxmlformats.org/wordprocessingml/2006/main" xmlns:w14="http://schemas.microsoft.com/office/word/2010/wordml" xmlns:w15="http://schemas.microsoft.com/office/word/2012/wordml" xmlns:w16cex="http://schemas.microsoft.com/office/word/2018/wordml/cex" xmlns:w16cid="http://schemas.microsoft.com/office/word/2016/wordml/cid" xmlns:w16="http://schemas.microsoft.com/office/word/2018/wordml" xmlns:w16du="http://schemas.microsoft.com/office/word/2023/wordml/word16du" xmlns:w16sdtdh="http://schemas.microsoft.com/office/word/2020/wordml/sdtdatahash" xmlns:w16sdtfl="http://schemas.microsoft.com/office/word/2024/wordml/sdtformatlock" xmlns:w16se="http://schemas.microsoft.com/office/word/2015/wordml/symex" xmlns:wpg="http://schemas.microsoft.com/office/word/2010/wordprocessingGroup" xmlns:wpi="http://schemas.microsoft.com/office/word/2010/wordprocessingInk" xmlns:wne="http://schemas.microsoft.com/office/word/2006/wordml" xmlns:wps="http://schemas.microsoft.com/office/word/2010/wordprocessingShape" mc:Ignorable="w14 w15 w16se w16cid w16 w16cex w16sdtdh w16sdtfl w16du wp14">
   <w:abstractNum w:abstractNumId="0" w15:restartNumberingAfterBreak="0">
-    <w:nsid w:val="19E04DBF"/>
+    <w:nsid w:val="1C0826D4"/>
     <w:multiLevelType w:val="multilevel"/>
-    <w:tmpl w:val="74067FEC"/>
+    <w:tmpl w:val="73BC9888"/>
+    <w:lvl w:ilvl="0">
+      <w:start w:val="2024"/>
+      <w:numFmt w:val="decimal"/>
+      <w:lvlText w:val="%1"/>
+      <w:lvlJc w:val="left"/>
+      <w:pPr>
+        <w:ind w:left="740" w:hanging="740"/>
+      </w:pPr>
+      <w:rPr>
+        <w:rFonts w:hint="default"/>
+      </w:rPr>
+    </w:lvl>
+    <w:lvl w:ilvl="1">
+      <w:start w:val="27"/>
+      <w:numFmt w:val="decimal"/>
+      <w:lvlText w:val="%1-%2"/>
+      <w:lvlJc w:val="left"/>
+      <w:pPr>
+        <w:ind w:left="740" w:hanging="740"/>
+      </w:pPr>
+      <w:rPr>
+        <w:rFonts w:hint="default"/>
+      </w:rPr>
+    </w:lvl>
+    <w:lvl w:ilvl="2">
+      <w:start w:val="1"/>
+      <w:numFmt w:val="decimal"/>
+      <w:lvlText w:val="%1-%2.%3"/>
+      <w:lvlJc w:val="left"/>
+      <w:pPr>
+        <w:ind w:left="740" w:hanging="740"/>
+      </w:pPr>
+      <w:rPr>
+        <w:rFonts w:hint="default"/>
+      </w:rPr>
+    </w:lvl>
+    <w:lvl w:ilvl="3">
+      <w:start w:val="1"/>
+      <w:numFmt w:val="decimal"/>
+      <w:lvlText w:val="%1-%2.%3.%4"/>
+      <w:lvlJc w:val="left"/>
+      <w:pPr>
+        <w:ind w:left="740" w:hanging="740"/>
+      </w:pPr>
+      <w:rPr>
+        <w:rFonts w:hint="default"/>
+      </w:rPr>
+    </w:lvl>
+    <w:lvl w:ilvl="4">
+      <w:start w:val="1"/>
+      <w:numFmt w:val="decimal"/>
+      <w:lvlText w:val="%1-%2.%3.%4.%5"/>
+      <w:lvlJc w:val="left"/>
+      <w:pPr>
+        <w:ind w:left="1080" w:hanging="1080"/>
+      </w:pPr>
+      <w:rPr>
+        <w:rFonts w:hint="default"/>
+      </w:rPr>
+    </w:lvl>
+    <w:lvl w:ilvl="5">
+      <w:start w:val="1"/>
+      <w:numFmt w:val="decimal"/>
+      <w:lvlText w:val="%1-%2.%3.%4.%5.%6"/>
+      <w:lvlJc w:val="left"/>
+      <w:pPr>
+        <w:ind w:left="1080" w:hanging="1080"/>
+      </w:pPr>
+      <w:rPr>
+        <w:rFonts w:hint="default"/>
+      </w:rPr>
+    </w:lvl>
+    <w:lvl w:ilvl="6">
+      <w:start w:val="1"/>
+      <w:numFmt w:val="decimal"/>
+      <w:lvlText w:val="%1-%2.%3.%4.%5.%6.%7"/>
+      <w:lvlJc w:val="left"/>
+      <w:pPr>
+        <w:ind w:left="1440" w:hanging="1440"/>
+      </w:pPr>
+      <w:rPr>
+        <w:rFonts w:hint="default"/>
+      </w:rPr>
+    </w:lvl>
+    <w:lvl w:ilvl="7">
+      <w:start w:val="1"/>
+      <w:numFmt w:val="decimal"/>
+      <w:lvlText w:val="%1-%2.%3.%4.%5.%6.%7.%8"/>
+      <w:lvlJc w:val="left"/>
+      <w:pPr>
+        <w:ind w:left="1440" w:hanging="1440"/>
+      </w:pPr>
+      <w:rPr>
+        <w:rFonts w:hint="default"/>
+      </w:rPr>
+    </w:lvl>
+    <w:lvl w:ilvl="8">
+      <w:start w:val="1"/>
+      <w:numFmt w:val="decimal"/>
+      <w:lvlText w:val="%1-%2.%3.%4.%5.%6.%7.%8.%9"/>
+      <w:lvlJc w:val="left"/>
+      <w:pPr>
+        <w:ind w:left="1800" w:hanging="1800"/>
+      </w:pPr>
+      <w:rPr>
+        <w:rFonts w:hint="default"/>
+      </w:rPr>
+    </w:lvl>
+  </w:abstractNum>
+  <w:abstractNum w:abstractNumId="1" w15:restartNumberingAfterBreak="0">
+    <w:nsid w:val="336D1DBF"/>
+    <w:multiLevelType w:val="multilevel"/>
+    <w:tmpl w:val="CBAAB670"/>
     <w:lvl w:ilvl="0">
       <w:start w:val="1"/>
       <w:numFmt w:val="bullet"/>
       <w:lvlText w:val="●"/>
       <w:lvlJc w:val="left"/>
       <w:pPr>
-        <w:ind w:left="360" w:hanging="360"/>
+        <w:ind w:left="720" w:hanging="360"/>
       </w:pPr>
       <w:rPr>
         <w:rFonts w:ascii="Noto Sans Symbols" w:eastAsia="Noto Sans Symbols" w:hAnsi="Noto Sans Symbols" w:cs="Noto Sans Symbols"/>
@@ -1993,7 +2161,7 @@
       <w:lvlText w:val="o"/>
       <w:lvlJc w:val="left"/>
       <w:pPr>
-        <w:ind w:left="1080" w:hanging="360"/>
+        <w:ind w:left="1440" w:hanging="360"/>
       </w:pPr>
       <w:rPr>
         <w:rFonts w:ascii="Courier New" w:eastAsia="Courier New" w:hAnsi="Courier New" w:cs="Courier New"/>
@@ -2005,7 +2173,7 @@
       <w:lvlText w:val="▪"/>
       <w:lvlJc w:val="left"/>
       <w:pPr>
-        <w:ind w:left="1800" w:hanging="360"/>
+        <w:ind w:left="2160" w:hanging="360"/>
       </w:pPr>
       <w:rPr>
         <w:rFonts w:ascii="Noto Sans Symbols" w:eastAsia="Noto Sans Symbols" w:hAnsi="Noto Sans Symbols" w:cs="Noto Sans Symbols"/>
@@ -2017,7 +2185,7 @@
       <w:lvlText w:val="●"/>
       <w:lvlJc w:val="left"/>
       <w:pPr>
-        <w:ind w:left="2520" w:hanging="360"/>
+        <w:ind w:left="2880" w:hanging="360"/>
       </w:pPr>
       <w:rPr>
         <w:rFonts w:ascii="Noto Sans Symbols" w:eastAsia="Noto Sans Symbols" w:hAnsi="Noto Sans Symbols" w:cs="Noto Sans Symbols"/>
@@ -2029,7 +2197,7 @@
       <w:lvlText w:val="o"/>
       <w:lvlJc w:val="left"/>
       <w:pPr>
-        <w:ind w:left="3240" w:hanging="360"/>
+        <w:ind w:left="3600" w:hanging="360"/>
       </w:pPr>
       <w:rPr>
         <w:rFonts w:ascii="Courier New" w:eastAsia="Courier New" w:hAnsi="Courier New" w:cs="Courier New"/>
@@ -2041,7 +2209,7 @@
       <w:lvlText w:val="▪"/>
       <w:lvlJc w:val="left"/>
       <w:pPr>
-        <w:ind w:left="3960" w:hanging="360"/>
+        <w:ind w:left="4320" w:hanging="360"/>
       </w:pPr>
       <w:rPr>
         <w:rFonts w:ascii="Noto Sans Symbols" w:eastAsia="Noto Sans Symbols" w:hAnsi="Noto Sans Symbols" w:cs="Noto Sans Symbols"/>
@@ -2053,7 +2221,7 @@
       <w:lvlText w:val="●"/>
       <w:lvlJc w:val="left"/>
       <w:pPr>
-        <w:ind w:left="4680" w:hanging="360"/>
+        <w:ind w:left="5040" w:hanging="360"/>
       </w:pPr>
       <w:rPr>
         <w:rFonts w:ascii="Noto Sans Symbols" w:eastAsia="Noto Sans Symbols" w:hAnsi="Noto Sans Symbols" w:cs="Noto Sans Symbols"/>
@@ -2065,7 +2233,7 @@
       <w:lvlText w:val="o"/>
       <w:lvlJc w:val="left"/>
       <w:pPr>
-        <w:ind w:left="5400" w:hanging="360"/>
+        <w:ind w:left="5760" w:hanging="360"/>
       </w:pPr>
       <w:rPr>
         <w:rFonts w:ascii="Courier New" w:eastAsia="Courier New" w:hAnsi="Courier New" w:cs="Courier New"/>
@@ -2077,17 +2245,17 @@
       <w:lvlText w:val="▪"/>
       <w:lvlJc w:val="left"/>
       <w:pPr>
-        <w:ind w:left="6120" w:hanging="360"/>
+        <w:ind w:left="6480" w:hanging="360"/>
       </w:pPr>
       <w:rPr>
         <w:rFonts w:ascii="Noto Sans Symbols" w:eastAsia="Noto Sans Symbols" w:hAnsi="Noto Sans Symbols" w:cs="Noto Sans Symbols"/>
       </w:rPr>
     </w:lvl>
   </w:abstractNum>
-  <w:abstractNum w:abstractNumId="1" w15:restartNumberingAfterBreak="0">
-    <w:nsid w:val="39E0145C"/>
+  <w:abstractNum w:abstractNumId="2" w15:restartNumberingAfterBreak="0">
+    <w:nsid w:val="52986182"/>
     <w:multiLevelType w:val="multilevel"/>
-    <w:tmpl w:val="7A0CC290"/>
+    <w:tmpl w:val="F140AE26"/>
     <w:lvl w:ilvl="0">
       <w:start w:val="2022"/>
       <w:numFmt w:val="decimal"/>
@@ -2170,17 +2338,17 @@
       </w:pPr>
     </w:lvl>
   </w:abstractNum>
-  <w:abstractNum w:abstractNumId="2" w15:restartNumberingAfterBreak="0">
-    <w:nsid w:val="431B1F80"/>
+  <w:abstractNum w:abstractNumId="3" w15:restartNumberingAfterBreak="0">
+    <w:nsid w:val="5E330654"/>
     <w:multiLevelType w:val="multilevel"/>
-    <w:tmpl w:val="3D16C0B2"/>
+    <w:tmpl w:val="28689B40"/>
     <w:lvl w:ilvl="0">
       <w:start w:val="1"/>
       <w:numFmt w:val="bullet"/>
       <w:lvlText w:val="●"/>
       <w:lvlJc w:val="left"/>
       <w:pPr>
-        <w:ind w:left="720" w:hanging="360"/>
+        <w:ind w:left="360" w:hanging="360"/>
       </w:pPr>
       <w:rPr>
         <w:rFonts w:ascii="Noto Sans Symbols" w:eastAsia="Noto Sans Symbols" w:hAnsi="Noto Sans Symbols" w:cs="Noto Sans Symbols"/>
@@ -2192,7 +2360,7 @@
       <w:lvlText w:val="o"/>
       <w:lvlJc w:val="left"/>
       <w:pPr>
-        <w:ind w:left="1440" w:hanging="360"/>
+        <w:ind w:left="1080" w:hanging="360"/>
       </w:pPr>
       <w:rPr>
         <w:rFonts w:ascii="Courier New" w:eastAsia="Courier New" w:hAnsi="Courier New" w:cs="Courier New"/>
@@ -2204,7 +2372,7 @@
       <w:lvlText w:val="▪"/>
       <w:lvlJc w:val="left"/>
       <w:pPr>
-        <w:ind w:left="2160" w:hanging="360"/>
+        <w:ind w:left="1800" w:hanging="360"/>
       </w:pPr>
       <w:rPr>
         <w:rFonts w:ascii="Noto Sans Symbols" w:eastAsia="Noto Sans Symbols" w:hAnsi="Noto Sans Symbols" w:cs="Noto Sans Symbols"/>
@@ -2216,7 +2384,7 @@
       <w:lvlText w:val="●"/>
       <w:lvlJc w:val="left"/>
       <w:pPr>
-        <w:ind w:left="2880" w:hanging="360"/>
+        <w:ind w:left="2520" w:hanging="360"/>
       </w:pPr>
       <w:rPr>
         <w:rFonts w:ascii="Noto Sans Symbols" w:eastAsia="Noto Sans Symbols" w:hAnsi="Noto Sans Symbols" w:cs="Noto Sans Symbols"/>
@@ -2228,7 +2396,7 @@
       <w:lvlText w:val="o"/>
       <w:lvlJc w:val="left"/>
       <w:pPr>
-        <w:ind w:left="3600" w:hanging="360"/>
+        <w:ind w:left="3240" w:hanging="360"/>
       </w:pPr>
       <w:rPr>
         <w:rFonts w:ascii="Courier New" w:eastAsia="Courier New" w:hAnsi="Courier New" w:cs="Courier New"/>
@@ -2240,7 +2408,7 @@
       <w:lvlText w:val="▪"/>
       <w:lvlJc w:val="left"/>
       <w:pPr>
-        <w:ind w:left="4320" w:hanging="360"/>
+        <w:ind w:left="3960" w:hanging="360"/>
       </w:pPr>
       <w:rPr>
         <w:rFonts w:ascii="Noto Sans Symbols" w:eastAsia="Noto Sans Symbols" w:hAnsi="Noto Sans Symbols" w:cs="Noto Sans Symbols"/>
@@ -2252,7 +2420,7 @@
       <w:lvlText w:val="●"/>
       <w:lvlJc w:val="left"/>
       <w:pPr>
-        <w:ind w:left="5040" w:hanging="360"/>
+        <w:ind w:left="4680" w:hanging="360"/>
       </w:pPr>
       <w:rPr>
         <w:rFonts w:ascii="Noto Sans Symbols" w:eastAsia="Noto Sans Symbols" w:hAnsi="Noto Sans Symbols" w:cs="Noto Sans Symbols"/>
@@ -2264,7 +2432,7 @@
       <w:lvlText w:val="o"/>
       <w:lvlJc w:val="left"/>
       <w:pPr>
-        <w:ind w:left="5760" w:hanging="360"/>
+        <w:ind w:left="5400" w:hanging="360"/>
       </w:pPr>
       <w:rPr>
         <w:rFonts w:ascii="Courier New" w:eastAsia="Courier New" w:hAnsi="Courier New" w:cs="Courier New"/>
@@ -2276,21 +2444,24 @@
       <w:lvlText w:val="▪"/>
       <w:lvlJc w:val="left"/>
       <w:pPr>
-        <w:ind w:left="6480" w:hanging="360"/>
+        <w:ind w:left="6120" w:hanging="360"/>
       </w:pPr>
       <w:rPr>
         <w:rFonts w:ascii="Noto Sans Symbols" w:eastAsia="Noto Sans Symbols" w:hAnsi="Noto Sans Symbols" w:cs="Noto Sans Symbols"/>
       </w:rPr>
     </w:lvl>
   </w:abstractNum>
-  <w:num w:numId="1" w16cid:durableId="1921058125">
-    <w:abstractNumId w:val="0"/>
+  <w:num w:numId="1" w16cid:durableId="1513447746">
+    <w:abstractNumId w:val="3"/>
   </w:num>
-  <w:num w:numId="2" w16cid:durableId="1359546700">
+  <w:num w:numId="2" w16cid:durableId="927928863">
+    <w:abstractNumId w:val="1"/>
+  </w:num>
+  <w:num w:numId="3" w16cid:durableId="47652421">
     <w:abstractNumId w:val="2"/>
   </w:num>
-  <w:num w:numId="3" w16cid:durableId="803347770">
-    <w:abstractNumId w:val="1"/>
+  <w:num w:numId="4" w16cid:durableId="160197519">
+    <w:abstractNumId w:val="0"/>
   </w:num>
 </w:numbering>
 </file>
